--- a/CalendarioAgo26/Politicas/PoliticasAgo26.docx
+++ b/CalendarioAgo26/Politicas/PoliticasAgo26.docx
@@ -1,6 +1,6 @@
 
 <file path=word/document.xml><?xml version="1.0" encoding="utf-8"?>
-<w:document xmlns:wpc="http://schemas.microsoft.com/office/word/2010/wordprocessingCanvas" xmlns:cx="http://schemas.microsoft.com/office/drawing/2014/chartex" xmlns:cx1="http://schemas.microsoft.com/office/drawing/2015/9/8/chartex" xmlns:cx2="http://schemas.microsoft.com/office/drawing/2015/10/21/chartex" xmlns:cx3="http://schemas.microsoft.com/office/drawing/2016/5/9/chartex" xmlns:cx4="http://schemas.microsoft.com/office/drawing/2016/5/10/chartex" xmlns:cx5="http://schemas.microsoft.com/office/drawing/2016/5/11/chartex" xmlns:cx6="http://schemas.microsoft.com/office/drawing/2016/5/12/chartex" xmlns:cx7="http://schemas.microsoft.com/office/drawing/2016/5/13/chartex" xmlns:cx8="http://schemas.microsoft.com/office/drawing/2016/5/14/chartex" xmlns:mc="http://schemas.openxmlformats.org/markup-compatibility/2006" xmlns:aink="http://schemas.microsoft.com/office/drawing/2016/ink" xmlns:am3d="http://schemas.microsoft.com/office/drawing/2017/model3d" xmlns:o="urn:schemas-microsoft-com:office:office" xmlns:oel="http://schemas.microsoft.com/office/2019/extlst" xmlns:r="http://schemas.openxmlformats.org/officeDocument/2006/relationships" xmlns:m="http://schemas.openxmlformats.org/officeDocument/2006/math" xmlns:v="urn:schemas-microsoft-com:vml" xmlns:wp14="http://schemas.microsoft.com/office/word/2010/wordprocessingDrawing" xmlns:wp="http://schemas.openxmlformats.org/drawingml/2006/wordprocessingDrawing" xmlns:w10="urn:schemas-microsoft-com:office:word" xmlns:w="http://schemas.openxmlformats.org/wordprocessingml/2006/main" xmlns:w14="http://schemas.microsoft.com/office/word/2010/wordml" xmlns:w15="http://schemas.microsoft.com/office/word/2012/wordml" xmlns:w16cex="http://schemas.microsoft.com/office/word/2018/wordml/cex" xmlns:w16cid="http://schemas.microsoft.com/office/word/2016/wordml/cid" xmlns:w16="http://schemas.microsoft.com/office/word/2018/wordml" xmlns:w16du="http://schemas.microsoft.com/office/word/2023/wordml/word16du" xmlns:w16sdtdh="http://schemas.microsoft.com/office/word/2020/wordml/sdtdatahash" xmlns:w16sdtfl="http://schemas.microsoft.com/office/word/2024/wordml/sdtformatlock" xmlns:w16se="http://schemas.microsoft.com/office/word/2015/wordml/symex" xmlns:wpg="http://schemas.microsoft.com/office/word/2010/wordprocessingGroup" xmlns:wpi="http://schemas.microsoft.com/office/word/2010/wordprocessingInk" xmlns:wne="http://schemas.microsoft.com/office/word/2006/wordml" xmlns:wps="http://schemas.microsoft.com/office/word/2010/wordprocessingShape" mc:Ignorable="w14 w15 w16se w16cid w16 w16cex w16sdtdh w16sdtfl w16du wp14">
+<w:document xmlns:wpc="http://schemas.microsoft.com/office/word/2010/wordprocessingCanvas" xmlns:cx="http://schemas.microsoft.com/office/drawing/2014/chartex" xmlns:cx1="http://schemas.microsoft.com/office/drawing/2015/9/8/chartex" xmlns:cx2="http://schemas.microsoft.com/office/drawing/2015/10/21/chartex" xmlns:cx3="http://schemas.microsoft.com/office/drawing/2016/5/9/chartex" xmlns:cx4="http://schemas.microsoft.com/office/drawing/2016/5/10/chartex" xmlns:cx5="http://schemas.microsoft.com/office/drawing/2016/5/11/chartex" xmlns:cx6="http://schemas.microsoft.com/office/drawing/2016/5/12/chartex" xmlns:cx7="http://schemas.microsoft.com/office/drawing/2016/5/13/chartex" xmlns:cx8="http://schemas.microsoft.com/office/drawing/2016/5/14/chartex" xmlns:mc="http://schemas.openxmlformats.org/markup-compatibility/2006" xmlns:aink="http://schemas.microsoft.com/office/drawing/2016/ink" xmlns:am3d="http://schemas.microsoft.com/office/drawing/2017/model3d" xmlns:o="urn:schemas-microsoft-com:office:office" xmlns:oel="http://schemas.microsoft.com/office/2019/extlst" xmlns:r="http://schemas.openxmlformats.org/officeDocument/2006/relationships" xmlns:m="http://schemas.openxmlformats.org/officeDocument/2006/math" xmlns:v="urn:schemas-microsoft-com:vml" xmlns:wp14="http://schemas.microsoft.com/office/word/2010/wordprocessingDrawing" xmlns:wp="http://schemas.openxmlformats.org/drawingml/2006/wordprocessingDrawing" xmlns:w10="urn:schemas-microsoft-com:office:word" xmlns:w="http://schemas.openxmlformats.org/wordprocessingml/2006/main" xmlns:w14="http://schemas.microsoft.com/office/word/2010/wordml" xmlns:w15="http://schemas.microsoft.com/office/word/2012/wordml" xmlns:w16cei="http://schemas.microsoft.com/office/word/2026/wordml/cei" xmlns:w16cex="http://schemas.microsoft.com/office/word/2018/wordml/cex" xmlns:w16cid="http://schemas.microsoft.com/office/word/2016/wordml/cid" xmlns:w16="http://schemas.microsoft.com/office/word/2018/wordml" xmlns:w16du="http://schemas.microsoft.com/office/word/2023/wordml/word16du" xmlns:w16sdtdh="http://schemas.microsoft.com/office/word/2020/wordml/sdtdatahash" xmlns:w16sdtfl="http://schemas.microsoft.com/office/word/2024/wordml/sdtformatlock" xmlns:w16se="http://schemas.microsoft.com/office/word/2015/wordml/symex" xmlns:wpg="http://schemas.microsoft.com/office/word/2010/wordprocessingGroup" xmlns:wpi="http://schemas.microsoft.com/office/word/2010/wordprocessingInk" xmlns:wne="http://schemas.microsoft.com/office/word/2006/wordml" xmlns:wps="http://schemas.microsoft.com/office/word/2010/wordprocessingShape" mc:Ignorable="w14 w15 w16se w16cid w16 w16cex w16sdtdh w16sdtfl w16du wp14">
   <w:body>
     <w:p>
       <w:pPr>
@@ -396,6 +396,16 @@
     </w:p>
     <w:p>
       <w:pPr>
+        <w:jc w:val="center"/>
+        <w:rPr>
+          <w:b/>
+          <w:sz w:val="24"/>
+          <w:szCs w:val="24"/>
+        </w:rPr>
+      </w:pPr>
+    </w:p>
+    <w:p>
+      <w:pPr>
         <w:tabs>
           <w:tab w:val="left" w:pos="5954"/>
           <w:tab w:val="left" w:pos="6237"/>
@@ -418,19 +428,56 @@
       <w:r>
         <w:rPr>
           <w:rFonts w:ascii="Arial" w:hAnsi="Arial"/>
-          <w:b/>
           <w:sz w:val="22"/>
           <w:u w:val="single"/>
         </w:rPr>
+        <w:t>Implementación de redes de área amplia</w:t>
+      </w:r>
+      <w:r>
+        <w:rPr>
+          <w:rFonts w:ascii="Arial" w:hAnsi="Arial"/>
+          <w:sz w:val="22"/>
+          <w:u w:val="single"/>
+        </w:rPr>
+        <w:t xml:space="preserve"> y servicios distribuidos</w:t>
+      </w:r>
+      <w:r>
+        <w:rPr>
+          <w:rFonts w:ascii="Arial" w:hAnsi="Arial"/>
+          <w:sz w:val="22"/>
+        </w:rPr>
         <w:t xml:space="preserve"> </w:t>
       </w:r>
       <w:r>
         <w:rPr>
           <w:rFonts w:ascii="Arial" w:hAnsi="Arial"/>
           <w:sz w:val="22"/>
+        </w:rPr>
+        <w:t xml:space="preserve"> </w:t>
+      </w:r>
+      <w:r>
+        <w:rPr>
+          <w:rFonts w:ascii="Arial" w:hAnsi="Arial"/>
+          <w:sz w:val="22"/>
+        </w:rPr>
+        <w:t xml:space="preserve"> </w:t>
+      </w:r>
+      <w:r>
+        <w:rPr>
+          <w:rFonts w:ascii="Arial" w:hAnsi="Arial"/>
+          <w:b/>
+          <w:sz w:val="22"/>
+        </w:rPr>
+        <w:t xml:space="preserve">Clave: </w:t>
+      </w:r>
+      <w:r>
+        <w:rPr>
+          <w:rFonts w:ascii="Arial" w:hAnsi="Arial"/>
+          <w:b/>
+          <w:sz w:val="22"/>
           <w:u w:val="single"/>
         </w:rPr>
-        <w:t>Implementación de redes de área amplia</w:t>
+        <w:t xml:space="preserve"> </w:t>
       </w:r>
       <w:r>
         <w:rPr>
@@ -438,7 +485,47 @@
           <w:sz w:val="22"/>
           <w:u w:val="single"/>
         </w:rPr>
-        <w:t xml:space="preserve"> y servicios distribuidos</w:t>
+        <w:t xml:space="preserve">TC </w:t>
+      </w:r>
+      <w:r>
+        <w:rPr>
+          <w:rFonts w:ascii="Arial" w:hAnsi="Arial"/>
+          <w:sz w:val="22"/>
+          <w:u w:val="single"/>
+        </w:rPr>
+        <w:t>3003</w:t>
+      </w:r>
+      <w:r>
+        <w:rPr>
+          <w:rFonts w:ascii="Arial" w:hAnsi="Arial"/>
+          <w:sz w:val="22"/>
+          <w:u w:val="single"/>
+        </w:rPr>
+        <w:t>B</w:t>
+      </w:r>
+      <w:r>
+        <w:rPr>
+          <w:rFonts w:ascii="Arial" w:hAnsi="Arial"/>
+          <w:sz w:val="22"/>
+          <w:u w:val="single"/>
+        </w:rPr>
+        <w:t>.</w:t>
+      </w:r>
+      <w:r>
+        <w:rPr>
+          <w:rFonts w:ascii="Arial" w:hAnsi="Arial"/>
+          <w:sz w:val="22"/>
+          <w:u w:val="single"/>
+        </w:rPr>
+        <w:t>5</w:t>
+      </w:r>
+      <w:r>
+        <w:rPr>
+          <w:rFonts w:ascii="Arial" w:hAnsi="Arial"/>
+          <w:sz w:val="22"/>
+          <w:u w:val="single"/>
+        </w:rPr>
+        <w:t>01</w:t>
       </w:r>
       <w:r>
         <w:rPr>
@@ -450,6 +537,22 @@
       <w:r>
         <w:rPr>
           <w:rFonts w:ascii="Arial" w:hAnsi="Arial"/>
+          <w:b/>
+          <w:sz w:val="22"/>
+        </w:rPr>
+        <w:t xml:space="preserve">Profesora:  </w:t>
+      </w:r>
+      <w:r>
+        <w:rPr>
+          <w:rFonts w:ascii="Arial" w:hAnsi="Arial"/>
+          <w:sz w:val="22"/>
+          <w:u w:val="single"/>
+        </w:rPr>
+        <w:t>Lizethe Pérez Fuertes</w:t>
+      </w:r>
+      <w:r>
+        <w:rPr>
+          <w:rFonts w:ascii="Arial" w:hAnsi="Arial"/>
           <w:sz w:val="22"/>
         </w:rPr>
         <w:t xml:space="preserve"> </w:t>
@@ -464,161 +567,131 @@
       <w:r>
         <w:rPr>
           <w:rFonts w:ascii="Arial" w:hAnsi="Arial"/>
-          <w:b/>
-          <w:sz w:val="22"/>
-        </w:rPr>
-        <w:t xml:space="preserve">Clave: </w:t>
-      </w:r>
-      <w:r>
-        <w:rPr>
-          <w:rFonts w:ascii="Arial" w:hAnsi="Arial"/>
-          <w:b/>
+          <w:sz w:val="22"/>
+        </w:rPr>
+        <w:t xml:space="preserve">    </w:t>
+      </w:r>
+      <w:r>
+        <w:rPr>
+          <w:rFonts w:ascii="Arial" w:hAnsi="Arial"/>
+          <w:sz w:val="22"/>
+        </w:rPr>
+        <w:t xml:space="preserve">    </w:t>
+      </w:r>
+      <w:r>
+        <w:rPr>
+          <w:rFonts w:ascii="Arial" w:hAnsi="Arial"/>
+          <w:b/>
+          <w:sz w:val="22"/>
+        </w:rPr>
+        <w:t xml:space="preserve">Correo Electrónico: </w:t>
+      </w:r>
+      <w:r>
+        <w:rPr>
+          <w:rFonts w:ascii="Arial" w:hAnsi="Arial"/>
+          <w:bCs/>
           <w:sz w:val="22"/>
           <w:u w:val="single"/>
         </w:rPr>
+        <w:t>lp</w:t>
+      </w:r>
+      <w:r>
+        <w:rPr>
+          <w:rFonts w:ascii="Arial" w:hAnsi="Arial"/>
+          <w:sz w:val="22"/>
+          <w:u w:val="single"/>
+        </w:rPr>
+        <w:t>erezf@te</w:t>
+      </w:r>
+      <w:r>
+        <w:rPr>
+          <w:rFonts w:ascii="Arial" w:hAnsi="Arial"/>
+          <w:sz w:val="22"/>
+          <w:u w:val="single"/>
+        </w:rPr>
+        <w:t>c</w:t>
+      </w:r>
+      <w:r>
+        <w:rPr>
+          <w:rFonts w:ascii="Arial" w:hAnsi="Arial"/>
+          <w:sz w:val="22"/>
+          <w:u w:val="single"/>
+        </w:rPr>
+        <w:t xml:space="preserve">.mx </w:t>
+      </w:r>
+      <w:r>
+        <w:rPr>
+          <w:rFonts w:ascii="Arial" w:hAnsi="Arial"/>
+          <w:sz w:val="22"/>
+        </w:rPr>
+        <w:t xml:space="preserve">   </w:t>
+      </w:r>
+      <w:r>
+        <w:rPr>
+          <w:rFonts w:ascii="Arial" w:hAnsi="Arial"/>
+          <w:sz w:val="22"/>
+        </w:rPr>
         <w:t xml:space="preserve"> </w:t>
       </w:r>
       <w:r>
         <w:rPr>
           <w:rFonts w:ascii="Arial" w:hAnsi="Arial"/>
           <w:sz w:val="22"/>
+        </w:rPr>
+        <w:t xml:space="preserve">  </w:t>
+      </w:r>
+      <w:r>
+        <w:rPr>
+          <w:rFonts w:ascii="Arial" w:hAnsi="Arial"/>
+          <w:sz w:val="22"/>
+        </w:rPr>
+        <w:t xml:space="preserve">    </w:t>
+      </w:r>
+      <w:r>
+        <w:rPr>
+          <w:rFonts w:ascii="Arial" w:hAnsi="Arial"/>
+          <w:b/>
+          <w:sz w:val="22"/>
+          <w:szCs w:val="22"/>
+        </w:rPr>
+        <w:t>Salón</w:t>
+      </w:r>
+      <w:r>
+        <w:rPr>
+          <w:rFonts w:ascii="Arial" w:hAnsi="Arial"/>
+          <w:b/>
+          <w:sz w:val="22"/>
+          <w:szCs w:val="22"/>
+        </w:rPr>
+        <w:t>:</w:t>
+      </w:r>
+      <w:r>
+        <w:rPr>
+          <w:rFonts w:ascii="Arial" w:hAnsi="Arial"/>
+          <w:b/>
+          <w:sz w:val="22"/>
+          <w:szCs w:val="22"/>
+        </w:rPr>
+        <w:t xml:space="preserve"> </w:t>
+      </w:r>
+      <w:r>
+        <w:rPr>
+          <w:rFonts w:ascii="Arial" w:hAnsi="Arial"/>
+          <w:b/>
+          <w:sz w:val="22"/>
+          <w:szCs w:val="22"/>
+        </w:rPr>
+        <w:t xml:space="preserve"> </w:t>
+      </w:r>
+      <w:r>
+        <w:rPr>
+          <w:rFonts w:ascii="Arial" w:hAnsi="Arial"/>
+          <w:bCs/>
+          <w:sz w:val="22"/>
+          <w:szCs w:val="22"/>
           <w:u w:val="single"/>
         </w:rPr>
-        <w:t xml:space="preserve">TC </w:t>
-      </w:r>
-      <w:r>
-        <w:rPr>
-          <w:rFonts w:ascii="Arial" w:hAnsi="Arial"/>
-          <w:sz w:val="22"/>
-          <w:u w:val="single"/>
-        </w:rPr>
-        <w:t>3003</w:t>
-      </w:r>
-      <w:r>
-        <w:rPr>
-          <w:rFonts w:ascii="Arial" w:hAnsi="Arial"/>
-          <w:sz w:val="22"/>
-          <w:u w:val="single"/>
-        </w:rPr>
-        <w:t>B</w:t>
-      </w:r>
-      <w:r>
-        <w:rPr>
-          <w:rFonts w:ascii="Arial" w:hAnsi="Arial"/>
-          <w:sz w:val="22"/>
-          <w:u w:val="single"/>
-        </w:rPr>
-        <w:t>.</w:t>
-      </w:r>
-      <w:r>
-        <w:rPr>
-          <w:rFonts w:ascii="Arial" w:hAnsi="Arial"/>
-          <w:sz w:val="22"/>
-          <w:u w:val="single"/>
-        </w:rPr>
-        <w:t>5</w:t>
-      </w:r>
-      <w:r>
-        <w:rPr>
-          <w:rFonts w:ascii="Arial" w:hAnsi="Arial"/>
-          <w:sz w:val="22"/>
-          <w:u w:val="single"/>
-        </w:rPr>
-        <w:t>01</w:t>
-      </w:r>
-      <w:r>
-        <w:rPr>
-          <w:rFonts w:ascii="Arial" w:hAnsi="Arial"/>
-          <w:sz w:val="22"/>
-        </w:rPr>
-        <w:t xml:space="preserve"> </w:t>
-      </w:r>
-      <w:r>
-        <w:rPr>
-          <w:rFonts w:ascii="Arial" w:hAnsi="Arial"/>
-          <w:b/>
-          <w:sz w:val="22"/>
-        </w:rPr>
-        <w:t xml:space="preserve">Profesora:  </w:t>
-      </w:r>
-      <w:r>
-        <w:rPr>
-          <w:rFonts w:ascii="Arial" w:hAnsi="Arial"/>
-          <w:sz w:val="22"/>
-          <w:u w:val="single"/>
-        </w:rPr>
-        <w:t xml:space="preserve">  Lizethe Pérez Fuertes </w:t>
-      </w:r>
-      <w:r>
-        <w:rPr>
-          <w:rFonts w:ascii="Arial" w:hAnsi="Arial"/>
-          <w:sz w:val="22"/>
-        </w:rPr>
-        <w:t xml:space="preserve"> </w:t>
-      </w:r>
-      <w:r>
-        <w:rPr>
-          <w:rFonts w:ascii="Arial" w:hAnsi="Arial"/>
-          <w:sz w:val="22"/>
-        </w:rPr>
-        <w:t xml:space="preserve"> </w:t>
-      </w:r>
-      <w:r>
-        <w:rPr>
-          <w:rFonts w:ascii="Arial" w:hAnsi="Arial"/>
-          <w:b/>
-          <w:sz w:val="22"/>
-        </w:rPr>
-        <w:t xml:space="preserve">Correo Electrónico: </w:t>
-      </w:r>
-      <w:r>
-        <w:rPr>
-          <w:rFonts w:ascii="Arial" w:hAnsi="Arial"/>
-          <w:b/>
-          <w:sz w:val="22"/>
-          <w:u w:val="single"/>
-        </w:rPr>
-        <w:t xml:space="preserve">   </w:t>
-      </w:r>
-      <w:r>
-        <w:rPr>
-          <w:rFonts w:ascii="Arial" w:hAnsi="Arial"/>
-          <w:bCs/>
-          <w:sz w:val="22"/>
-          <w:u w:val="single"/>
-        </w:rPr>
-        <w:t>lp</w:t>
-      </w:r>
-      <w:r>
-        <w:rPr>
-          <w:rFonts w:ascii="Arial" w:hAnsi="Arial"/>
-          <w:sz w:val="22"/>
-          <w:u w:val="single"/>
-        </w:rPr>
-        <w:t>erezf@te</w:t>
-      </w:r>
-      <w:r>
-        <w:rPr>
-          <w:rFonts w:ascii="Arial" w:hAnsi="Arial"/>
-          <w:sz w:val="22"/>
-          <w:u w:val="single"/>
-        </w:rPr>
-        <w:t>c</w:t>
-      </w:r>
-      <w:r>
-        <w:rPr>
-          <w:rFonts w:ascii="Arial" w:hAnsi="Arial"/>
-          <w:sz w:val="22"/>
-          <w:u w:val="single"/>
-        </w:rPr>
-        <w:t xml:space="preserve">.mx </w:t>
-      </w:r>
-      <w:r>
-        <w:rPr>
-          <w:rFonts w:ascii="Arial" w:hAnsi="Arial"/>
-          <w:sz w:val="22"/>
-        </w:rPr>
-        <w:t xml:space="preserve">   </w:t>
+        <w:t>2002</w:t>
       </w:r>
     </w:p>
     <w:p>
@@ -742,135 +815,261 @@
           <w:tab w:val="left" w:pos="6379"/>
           <w:tab w:val="right" w:pos="9639"/>
         </w:tabs>
+        <w:spacing w:before="60" w:line="360" w:lineRule="auto"/>
+        <w:jc w:val="both"/>
+        <w:rPr>
+          <w:rFonts w:ascii="Arial" w:hAnsi="Arial"/>
+          <w:snapToGrid w:val="0"/>
+          <w:sz w:val="22"/>
+          <w:szCs w:val="22"/>
+          <w:lang w:eastAsia="es-ES"/>
+        </w:rPr>
+      </w:pPr>
+      <w:bookmarkStart w:id="0" w:name="_Hlk30692508"/>
+      <w:bookmarkStart w:id="1" w:name="_Hlk63423390"/>
+      <w:r>
+        <w:rPr>
+          <w:rFonts w:ascii="Arial" w:hAnsi="Arial"/>
+          <w:b/>
+          <w:sz w:val="22"/>
+        </w:rPr>
+        <w:t>Asesoría</w:t>
+      </w:r>
+      <w:r>
+        <w:rPr>
+          <w:rFonts w:ascii="Arial" w:hAnsi="Arial"/>
+          <w:b/>
+          <w:sz w:val="22"/>
+        </w:rPr>
+        <w:t>s</w:t>
+      </w:r>
+      <w:r>
+        <w:rPr>
+          <w:rFonts w:ascii="Arial" w:hAnsi="Arial"/>
+          <w:b/>
+          <w:sz w:val="22"/>
+        </w:rPr>
+        <w:t>:</w:t>
+      </w:r>
+      <w:r>
+        <w:rPr>
+          <w:rFonts w:ascii="Arial" w:hAnsi="Arial"/>
+          <w:snapToGrid w:val="0"/>
+          <w:sz w:val="22"/>
+          <w:szCs w:val="22"/>
+          <w:lang w:eastAsia="es-ES"/>
+        </w:rPr>
+        <w:t xml:space="preserve"> </w:t>
+      </w:r>
+      <w:r>
+        <w:rPr>
+          <w:rFonts w:ascii="Arial" w:hAnsi="Arial"/>
+          <w:snapToGrid w:val="0"/>
+          <w:sz w:val="22"/>
+          <w:szCs w:val="22"/>
+          <w:lang w:eastAsia="es-ES"/>
+        </w:rPr>
+        <w:t xml:space="preserve"> </w:t>
+      </w:r>
+      <w:r>
+        <w:rPr>
+          <w:rFonts w:ascii="Arial" w:hAnsi="Arial"/>
+          <w:snapToGrid w:val="0"/>
+          <w:sz w:val="22"/>
+          <w:szCs w:val="22"/>
+          <w:u w:val="single"/>
+          <w:lang w:eastAsia="es-ES"/>
+        </w:rPr>
+        <w:t>Lunes y viernes (12:00 a 1:00 p.m.)</w:t>
+      </w:r>
+      <w:r>
+        <w:rPr>
+          <w:rFonts w:ascii="Arial" w:hAnsi="Arial"/>
+          <w:snapToGrid w:val="0"/>
+          <w:sz w:val="22"/>
+          <w:szCs w:val="22"/>
+          <w:u w:val="single"/>
+          <w:lang w:eastAsia="es-ES"/>
+        </w:rPr>
+        <w:t xml:space="preserve"> </w:t>
+      </w:r>
+      <w:r>
+        <w:rPr>
+          <w:rFonts w:ascii="Arial" w:hAnsi="Arial"/>
+          <w:snapToGrid w:val="0"/>
+          <w:lang w:eastAsia="es-ES"/>
+        </w:rPr>
+        <w:t>|</w:t>
+      </w:r>
+      <w:r>
+        <w:rPr>
+          <w:rFonts w:ascii="Arial" w:hAnsi="Arial"/>
+          <w:snapToGrid w:val="0"/>
+          <w:sz w:val="22"/>
+          <w:szCs w:val="22"/>
+          <w:lang w:eastAsia="es-ES"/>
+        </w:rPr>
+        <w:t xml:space="preserve"> </w:t>
+      </w:r>
+      <w:proofErr w:type="gramStart"/>
+      <w:r>
+        <w:rPr>
+          <w:rFonts w:ascii="Arial" w:hAnsi="Arial"/>
+          <w:snapToGrid w:val="0"/>
+          <w:sz w:val="22"/>
+          <w:szCs w:val="22"/>
+          <w:u w:val="single"/>
+          <w:lang w:eastAsia="es-ES"/>
+        </w:rPr>
+        <w:t>Martes</w:t>
+      </w:r>
+      <w:proofErr w:type="gramEnd"/>
+      <w:r>
+        <w:rPr>
+          <w:rFonts w:ascii="Arial" w:hAnsi="Arial"/>
+          <w:snapToGrid w:val="0"/>
+          <w:sz w:val="22"/>
+          <w:szCs w:val="22"/>
+          <w:u w:val="single"/>
+          <w:lang w:eastAsia="es-ES"/>
+        </w:rPr>
+        <w:t>, miércoles y j</w:t>
+      </w:r>
+      <w:r>
+        <w:rPr>
+          <w:rFonts w:ascii="Arial" w:hAnsi="Arial"/>
+          <w:snapToGrid w:val="0"/>
+          <w:sz w:val="22"/>
+          <w:szCs w:val="22"/>
+          <w:u w:val="single"/>
+          <w:lang w:eastAsia="es-ES"/>
+        </w:rPr>
+        <w:t>ueves (3:30 a 4:30 p.m.)</w:t>
+      </w:r>
+    </w:p>
+    <w:p>
+      <w:pPr>
+        <w:pStyle w:val="Prrafodelista"/>
+        <w:numPr>
+          <w:ilvl w:val="0"/>
+          <w:numId w:val="21"/>
+        </w:numPr>
+        <w:tabs>
+          <w:tab w:val="left" w:pos="2552"/>
+          <w:tab w:val="left" w:pos="5245"/>
+          <w:tab w:val="left" w:pos="5670"/>
+          <w:tab w:val="left" w:pos="6379"/>
+          <w:tab w:val="right" w:pos="9639"/>
+        </w:tabs>
         <w:spacing w:line="360" w:lineRule="auto"/>
+        <w:ind w:left="284" w:hanging="284"/>
         <w:jc w:val="both"/>
         <w:rPr>
           <w:rFonts w:ascii="Arial" w:hAnsi="Arial"/>
           <w:snapToGrid w:val="0"/>
-          <w:sz w:val="22"/>
-          <w:szCs w:val="22"/>
+          <w:u w:val="single"/>
           <w:lang w:eastAsia="es-ES"/>
         </w:rPr>
       </w:pPr>
-      <w:bookmarkStart w:id="0" w:name="_Hlk30692508"/>
-      <w:r>
-        <w:rPr>
-          <w:rFonts w:ascii="Arial" w:hAnsi="Arial"/>
-          <w:b/>
-          <w:sz w:val="22"/>
-        </w:rPr>
-        <w:t>Asesoría:</w:t>
-      </w:r>
-      <w:r>
-        <w:rPr>
-          <w:rFonts w:ascii="Arial" w:hAnsi="Arial"/>
-          <w:b/>
-          <w:sz w:val="22"/>
-        </w:rPr>
-        <w:t xml:space="preserve"> </w:t>
-      </w:r>
-      <w:bookmarkStart w:id="1" w:name="_Hlk63423485"/>
-      <w:r>
-        <w:rPr>
-          <w:rFonts w:ascii="Arial" w:hAnsi="Arial"/>
-          <w:sz w:val="22"/>
+      <w:r>
+        <w:rPr>
+          <w:rFonts w:ascii="Arial" w:hAnsi="Arial"/>
+          <w:b/>
+          <w:bCs/>
+          <w:snapToGrid w:val="0"/>
+          <w:lang w:eastAsia="es-ES"/>
+        </w:rPr>
+        <w:t>Lugar:</w:t>
+      </w:r>
+      <w:r>
+        <w:rPr>
+          <w:rFonts w:ascii="Arial" w:hAnsi="Arial"/>
+          <w:b/>
+          <w:bCs/>
+          <w:snapToGrid w:val="0"/>
+          <w:lang w:eastAsia="es-ES"/>
+        </w:rPr>
+        <w:t xml:space="preserve">  </w:t>
+      </w:r>
+      <w:r>
+        <w:rPr>
+          <w:rFonts w:ascii="Arial" w:hAnsi="Arial"/>
+          <w:snapToGrid w:val="0"/>
           <w:u w:val="single"/>
+          <w:lang w:eastAsia="es-ES"/>
+        </w:rPr>
+        <w:t>Edificio 2, cuarto piso</w:t>
+      </w:r>
+      <w:r>
+        <w:rPr>
+          <w:rFonts w:ascii="Arial" w:hAnsi="Arial"/>
+          <w:snapToGrid w:val="0"/>
+          <w:u w:val="single"/>
+          <w:lang w:eastAsia="es-ES"/>
+        </w:rPr>
+        <w:t>.</w:t>
+      </w:r>
+    </w:p>
+    <w:p>
+      <w:pPr>
+        <w:pStyle w:val="Prrafodelista"/>
+        <w:numPr>
+          <w:ilvl w:val="0"/>
+          <w:numId w:val="21"/>
+        </w:numPr>
+        <w:tabs>
+          <w:tab w:val="left" w:pos="2552"/>
+          <w:tab w:val="left" w:pos="5245"/>
+          <w:tab w:val="left" w:pos="5670"/>
+          <w:tab w:val="left" w:pos="6379"/>
+          <w:tab w:val="right" w:pos="9639"/>
+        </w:tabs>
+        <w:spacing w:after="0" w:line="360" w:lineRule="auto"/>
+        <w:ind w:left="284" w:hanging="284"/>
+        <w:jc w:val="both"/>
+        <w:rPr>
+          <w:rFonts w:ascii="Arial" w:hAnsi="Arial"/>
+          <w:b/>
+          <w:u w:val="single"/>
+          <w14:shadow w14:blurRad="50800" w14:dist="38100" w14:dir="2700000" w14:sx="100000" w14:sy="100000" w14:kx="0" w14:ky="0" w14:algn="tl">
+            <w14:srgbClr w14:val="000000">
+              <w14:alpha w14:val="60000"/>
+            </w14:srgbClr>
+          </w14:shadow>
+        </w:rPr>
+      </w:pPr>
+      <w:r>
+        <w:rPr>
+          <w:rFonts w:ascii="Arial" w:hAnsi="Arial"/>
+          <w:b/>
+          <w:bCs/>
+          <w:snapToGrid w:val="0"/>
+          <w:lang w:eastAsia="es-ES"/>
+        </w:rPr>
+        <w:t>Citas:</w:t>
+      </w:r>
+      <w:r>
+        <w:rPr>
+          <w:rFonts w:ascii="Arial" w:hAnsi="Arial"/>
+          <w:b/>
+          <w:bCs/>
+          <w:snapToGrid w:val="0"/>
+          <w:lang w:eastAsia="es-ES"/>
         </w:rPr>
         <w:t xml:space="preserve">  </w:t>
       </w:r>
-      <w:proofErr w:type="gramStart"/>
-      <w:r>
-        <w:rPr>
-          <w:rFonts w:ascii="Arial" w:hAnsi="Arial"/>
-          <w:sz w:val="22"/>
+      <w:r>
+        <w:rPr>
+          <w:rFonts w:ascii="Arial" w:hAnsi="Arial"/>
+          <w:snapToGrid w:val="0"/>
           <w:u w:val="single"/>
-        </w:rPr>
-        <w:t>M</w:t>
-      </w:r>
-      <w:r>
-        <w:rPr>
-          <w:rFonts w:ascii="Arial" w:hAnsi="Arial"/>
-          <w:sz w:val="22"/>
-          <w:u w:val="single"/>
-        </w:rPr>
-        <w:t>artes</w:t>
-      </w:r>
-      <w:proofErr w:type="gramEnd"/>
-      <w:r>
-        <w:rPr>
-          <w:rFonts w:ascii="Arial" w:hAnsi="Arial"/>
-          <w:sz w:val="22"/>
-          <w:u w:val="single"/>
-        </w:rPr>
-        <w:t>, jueves y viernes de 3:30 a 4:30 p.m.</w:t>
-      </w:r>
-      <w:r>
-        <w:rPr>
-          <w:rFonts w:ascii="Arial" w:hAnsi="Arial"/>
-          <w:sz w:val="22"/>
-          <w:u w:val="single"/>
-        </w:rPr>
-        <w:t xml:space="preserve"> E</w:t>
-      </w:r>
-      <w:r>
-        <w:rPr>
-          <w:rFonts w:ascii="Arial" w:hAnsi="Arial"/>
-          <w:sz w:val="22"/>
-          <w:u w:val="single"/>
-        </w:rPr>
-        <w:t>n mi oficina ubicada en el cuarto piso del edificio</w:t>
-      </w:r>
-      <w:r>
-        <w:rPr>
-          <w:rFonts w:ascii="Arial" w:hAnsi="Arial"/>
-          <w:sz w:val="22"/>
-          <w:u w:val="single"/>
-        </w:rPr>
-        <w:t xml:space="preserve"> </w:t>
-      </w:r>
-      <w:r>
-        <w:rPr>
-          <w:rFonts w:ascii="Arial" w:hAnsi="Arial"/>
-          <w:sz w:val="22"/>
-          <w:u w:val="single"/>
-        </w:rPr>
-        <w:t>2</w:t>
-      </w:r>
-      <w:bookmarkEnd w:id="1"/>
-      <w:r>
-        <w:rPr>
-          <w:rFonts w:ascii="Arial" w:hAnsi="Arial"/>
-          <w:sz w:val="22"/>
-          <w:u w:val="single"/>
-        </w:rPr>
-        <w:t xml:space="preserve">. </w:t>
-      </w:r>
-      <w:r>
-        <w:rPr>
-          <w:rFonts w:ascii="Arial" w:hAnsi="Arial"/>
-          <w:sz w:val="22"/>
-          <w:u w:val="single"/>
-        </w:rPr>
-        <w:t>Este horario se extenderá a otros horarios a conveniencia de los estudiantes, previa cita.</w:t>
-      </w:r>
-      <w:r>
-        <w:rPr>
-          <w:rFonts w:ascii="Arial" w:hAnsi="Arial"/>
-          <w:sz w:val="22"/>
-        </w:rPr>
-        <w:t xml:space="preserve"> </w:t>
-      </w:r>
-      <w:r>
-        <w:rPr>
-          <w:rFonts w:ascii="Arial" w:hAnsi="Arial"/>
-          <w:sz w:val="22"/>
-        </w:rPr>
-        <w:t xml:space="preserve">  </w:t>
-      </w:r>
-      <w:bookmarkStart w:id="2" w:name="_Hlk63423390"/>
+          <w:lang w:eastAsia="es-ES"/>
+        </w:rPr>
+        <w:t>Disponibilidad en otros horarios por acuerdo previo, según la conveniencia del estudiante.</w:t>
+      </w:r>
     </w:p>
     <w:bookmarkEnd w:id="0"/>
-    <w:bookmarkEnd w:id="2"/>
+    <w:bookmarkEnd w:id="1"/>
     <w:p>
       <w:pPr>
         <w:pStyle w:val="Textoindependiente"/>
@@ -888,11 +1087,11 @@
     </w:p>
     <w:p>
       <w:pPr>
-        <w:spacing w:before="40"/>
-        <w:rPr>
-          <w:rFonts w:ascii="Arial" w:hAnsi="Arial"/>
-          <w:b/>
-          <w:sz w:val="22"/>
+        <w:pStyle w:val="Textoindependiente"/>
+        <w:spacing w:before="0" w:line="240" w:lineRule="auto"/>
+        <w:rPr>
+          <w:b/>
+          <w:sz w:val="16"/>
           <w14:shadow w14:blurRad="50800" w14:dist="38100" w14:dir="2700000" w14:sx="100000" w14:sy="100000" w14:kx="0" w14:ky="0" w14:algn="tl">
             <w14:srgbClr w14:val="000000">
               <w14:alpha w14:val="60000"/>
@@ -900,8 +1099,10 @@
           </w14:shadow>
         </w:rPr>
       </w:pPr>
-      <w:bookmarkStart w:id="3" w:name="_Hlk535227133"/>
-      <w:r>
+    </w:p>
+    <w:p>
+      <w:pPr>
+        <w:spacing w:before="40"/>
         <w:rPr>
           <w:rFonts w:ascii="Arial" w:hAnsi="Arial"/>
           <w:b/>
@@ -912,423 +1113,9 @@
             </w14:srgbClr>
           </w14:shadow>
         </w:rPr>
-        <w:t>EVALUACIÓN</w:t>
-      </w:r>
-    </w:p>
-    <w:p>
-      <w:pPr>
-        <w:tabs>
-          <w:tab w:val="left" w:pos="1134"/>
-          <w:tab w:val="left" w:pos="3402"/>
-          <w:tab w:val="left" w:pos="5529"/>
-          <w:tab w:val="right" w:pos="8789"/>
-        </w:tabs>
-        <w:spacing w:line="360" w:lineRule="auto"/>
-        <w:rPr>
-          <w:rFonts w:ascii="Arial" w:hAnsi="Arial"/>
-          <w:sz w:val="22"/>
-          <w:szCs w:val="22"/>
-        </w:rPr>
-      </w:pPr>
-    </w:p>
-    <w:p>
-      <w:pPr>
-        <w:tabs>
-          <w:tab w:val="left" w:pos="1134"/>
-          <w:tab w:val="left" w:pos="3402"/>
-          <w:tab w:val="left" w:pos="5529"/>
-          <w:tab w:val="right" w:pos="8789"/>
-        </w:tabs>
-        <w:spacing w:line="360" w:lineRule="auto"/>
-        <w:rPr>
-          <w:rFonts w:ascii="Arial" w:hAnsi="Arial"/>
-          <w:sz w:val="22"/>
-          <w:szCs w:val="22"/>
-        </w:rPr>
-      </w:pPr>
-      <w:r>
-        <w:rPr>
-          <w:rFonts w:ascii="Arial" w:hAnsi="Arial"/>
-          <w:sz w:val="22"/>
-          <w:szCs w:val="22"/>
-        </w:rPr>
-        <w:t xml:space="preserve">  9</w:t>
-      </w:r>
-      <w:r>
-        <w:rPr>
-          <w:rFonts w:ascii="Arial" w:hAnsi="Arial"/>
-          <w:sz w:val="22"/>
-          <w:szCs w:val="22"/>
-        </w:rPr>
-        <w:t xml:space="preserve">% </w:t>
-      </w:r>
-      <w:r>
-        <w:rPr>
-          <w:rFonts w:ascii="Arial" w:hAnsi="Arial"/>
-          <w:sz w:val="22"/>
-          <w:szCs w:val="22"/>
-        </w:rPr>
-        <w:t xml:space="preserve">   </w:t>
-      </w:r>
-      <w:r>
-        <w:rPr>
-          <w:rFonts w:ascii="Arial" w:hAnsi="Arial"/>
-          <w:sz w:val="22"/>
-          <w:szCs w:val="22"/>
-        </w:rPr>
-        <w:t xml:space="preserve"> </w:t>
-      </w:r>
-      <w:r>
-        <w:rPr>
-          <w:rFonts w:ascii="Arial" w:hAnsi="Arial"/>
-          <w:sz w:val="22"/>
-          <w:szCs w:val="22"/>
-        </w:rPr>
-        <w:t xml:space="preserve"> Actividades</w:t>
-      </w:r>
-      <w:r>
-        <w:rPr>
-          <w:rFonts w:ascii="Arial" w:hAnsi="Arial"/>
-          <w:sz w:val="22"/>
-          <w:szCs w:val="22"/>
-        </w:rPr>
-        <w:t xml:space="preserve"> del módulo 1</w:t>
-      </w:r>
-    </w:p>
-    <w:p>
-      <w:pPr>
-        <w:tabs>
-          <w:tab w:val="left" w:pos="1134"/>
-          <w:tab w:val="left" w:pos="3402"/>
-          <w:tab w:val="left" w:pos="5529"/>
-          <w:tab w:val="right" w:pos="8789"/>
-        </w:tabs>
-        <w:spacing w:line="360" w:lineRule="auto"/>
-        <w:rPr>
-          <w:rFonts w:ascii="Arial" w:hAnsi="Arial"/>
-          <w:sz w:val="22"/>
-          <w:szCs w:val="22"/>
-        </w:rPr>
-      </w:pPr>
-      <w:r>
-        <w:rPr>
-          <w:rFonts w:ascii="Arial" w:hAnsi="Arial"/>
-          <w:sz w:val="22"/>
-          <w:szCs w:val="22"/>
-        </w:rPr>
-        <w:t xml:space="preserve">  9</w:t>
-      </w:r>
-      <w:r>
-        <w:rPr>
-          <w:rFonts w:ascii="Arial" w:hAnsi="Arial"/>
-          <w:sz w:val="22"/>
-          <w:szCs w:val="22"/>
-        </w:rPr>
-        <w:t>%</w:t>
-      </w:r>
-      <w:r>
-        <w:rPr>
-          <w:rFonts w:ascii="Arial" w:hAnsi="Arial"/>
-          <w:sz w:val="22"/>
-          <w:szCs w:val="22"/>
-        </w:rPr>
-        <w:t xml:space="preserve">   </w:t>
-      </w:r>
-      <w:r>
-        <w:rPr>
-          <w:rFonts w:ascii="Arial" w:hAnsi="Arial"/>
-          <w:sz w:val="22"/>
-          <w:szCs w:val="22"/>
-        </w:rPr>
-        <w:t xml:space="preserve">  </w:t>
-      </w:r>
-      <w:r>
-        <w:rPr>
-          <w:rFonts w:ascii="Arial" w:hAnsi="Arial"/>
-          <w:sz w:val="22"/>
-          <w:szCs w:val="22"/>
-        </w:rPr>
-        <w:t xml:space="preserve"> </w:t>
-      </w:r>
-      <w:r>
-        <w:rPr>
-          <w:rFonts w:ascii="Arial" w:hAnsi="Arial"/>
-          <w:sz w:val="22"/>
-          <w:szCs w:val="22"/>
-        </w:rPr>
-        <w:t>Actividades del módulo 2</w:t>
-      </w:r>
-    </w:p>
-    <w:p>
-      <w:pPr>
-        <w:tabs>
-          <w:tab w:val="left" w:pos="1134"/>
-          <w:tab w:val="left" w:pos="3402"/>
-          <w:tab w:val="left" w:pos="5529"/>
-          <w:tab w:val="right" w:pos="8789"/>
-        </w:tabs>
-        <w:spacing w:line="360" w:lineRule="auto"/>
-        <w:rPr>
-          <w:rFonts w:ascii="Arial" w:hAnsi="Arial"/>
-          <w:sz w:val="22"/>
-          <w:szCs w:val="22"/>
-        </w:rPr>
-      </w:pPr>
-      <w:r>
-        <w:rPr>
-          <w:rFonts w:ascii="Arial" w:hAnsi="Arial"/>
-          <w:sz w:val="22"/>
-          <w:szCs w:val="22"/>
-        </w:rPr>
-        <w:t xml:space="preserve">  9</w:t>
-      </w:r>
-      <w:r>
-        <w:rPr>
-          <w:rFonts w:ascii="Arial" w:hAnsi="Arial"/>
-          <w:sz w:val="22"/>
-          <w:szCs w:val="22"/>
-        </w:rPr>
-        <w:t xml:space="preserve">%      Actividades del módulo 3     </w:t>
-      </w:r>
-    </w:p>
-    <w:p>
-      <w:pPr>
-        <w:tabs>
-          <w:tab w:val="left" w:pos="1134"/>
-          <w:tab w:val="left" w:pos="3402"/>
-          <w:tab w:val="left" w:pos="5529"/>
-          <w:tab w:val="right" w:pos="8789"/>
-        </w:tabs>
-        <w:spacing w:line="360" w:lineRule="auto"/>
-        <w:rPr>
-          <w:rFonts w:ascii="Arial" w:hAnsi="Arial"/>
-          <w:sz w:val="22"/>
-          <w:szCs w:val="22"/>
-        </w:rPr>
-      </w:pPr>
-      <w:r>
-        <w:rPr>
-          <w:rFonts w:ascii="Arial" w:hAnsi="Arial"/>
-          <w:sz w:val="22"/>
-          <w:szCs w:val="22"/>
-        </w:rPr>
-        <w:t>15%      CENEVAL</w:t>
-      </w:r>
-    </w:p>
-    <w:p>
-      <w:pPr>
-        <w:tabs>
-          <w:tab w:val="left" w:pos="1134"/>
-          <w:tab w:val="left" w:pos="3402"/>
-          <w:tab w:val="left" w:pos="5529"/>
-          <w:tab w:val="right" w:pos="8789"/>
-        </w:tabs>
-        <w:spacing w:line="360" w:lineRule="auto"/>
-        <w:rPr>
-          <w:rFonts w:ascii="Arial" w:hAnsi="Arial"/>
-          <w:sz w:val="22"/>
-          <w:szCs w:val="22"/>
-        </w:rPr>
-      </w:pPr>
-      <w:r>
-        <w:rPr>
-          <w:rFonts w:ascii="Arial" w:hAnsi="Arial"/>
-          <w:sz w:val="22"/>
-          <w:szCs w:val="22"/>
-        </w:rPr>
-        <w:t xml:space="preserve">30%      </w:t>
-      </w:r>
-      <w:r>
-        <w:rPr>
-          <w:rFonts w:ascii="Arial" w:hAnsi="Arial"/>
-          <w:sz w:val="22"/>
-          <w:szCs w:val="22"/>
-        </w:rPr>
-        <w:t>Actividades del RETO</w:t>
-      </w:r>
-    </w:p>
-    <w:p>
-      <w:pPr>
-        <w:tabs>
-          <w:tab w:val="left" w:pos="1134"/>
-          <w:tab w:val="left" w:pos="3402"/>
-          <w:tab w:val="left" w:pos="5529"/>
-          <w:tab w:val="right" w:pos="8789"/>
-        </w:tabs>
-        <w:spacing w:line="360" w:lineRule="auto"/>
-        <w:rPr>
-          <w:rFonts w:ascii="Arial" w:hAnsi="Arial"/>
-          <w:sz w:val="22"/>
-          <w:szCs w:val="22"/>
-        </w:rPr>
-      </w:pPr>
-      <w:r>
-        <w:rPr>
-          <w:rFonts w:ascii="Arial" w:hAnsi="Arial"/>
-          <w:sz w:val="22"/>
-          <w:szCs w:val="22"/>
-        </w:rPr>
-        <w:t>1</w:t>
-      </w:r>
-      <w:r>
-        <w:rPr>
-          <w:rFonts w:ascii="Arial" w:hAnsi="Arial"/>
-          <w:sz w:val="22"/>
-          <w:szCs w:val="22"/>
-        </w:rPr>
-        <w:t>4</w:t>
-      </w:r>
-      <w:r>
-        <w:rPr>
-          <w:rFonts w:ascii="Arial" w:hAnsi="Arial"/>
-          <w:sz w:val="22"/>
-          <w:szCs w:val="22"/>
-        </w:rPr>
-        <w:t xml:space="preserve">%      </w:t>
-      </w:r>
-      <w:r>
-        <w:rPr>
-          <w:rFonts w:ascii="Arial" w:hAnsi="Arial"/>
-          <w:sz w:val="22"/>
-          <w:szCs w:val="22"/>
-        </w:rPr>
-        <w:t>Examen integrador</w:t>
-      </w:r>
-    </w:p>
-    <w:p>
-      <w:pPr>
-        <w:tabs>
-          <w:tab w:val="left" w:pos="1134"/>
-          <w:tab w:val="left" w:pos="3402"/>
-          <w:tab w:val="left" w:pos="5529"/>
-          <w:tab w:val="right" w:pos="8789"/>
-        </w:tabs>
-        <w:spacing w:line="360" w:lineRule="auto"/>
-        <w:rPr>
-          <w:rFonts w:ascii="Arial" w:hAnsi="Arial"/>
-          <w:sz w:val="22"/>
-          <w:szCs w:val="22"/>
-        </w:rPr>
-      </w:pPr>
-      <w:r>
-        <w:rPr>
-          <w:rFonts w:ascii="Arial" w:hAnsi="Arial"/>
-          <w:sz w:val="22"/>
-          <w:szCs w:val="22"/>
-        </w:rPr>
-        <w:t xml:space="preserve">  </w:t>
-      </w:r>
-      <w:r>
-        <w:rPr>
-          <w:rFonts w:ascii="Arial" w:hAnsi="Arial"/>
-          <w:sz w:val="22"/>
-          <w:szCs w:val="22"/>
-        </w:rPr>
-        <w:t>4</w:t>
-      </w:r>
-      <w:r>
-        <w:rPr>
-          <w:rFonts w:ascii="Arial" w:hAnsi="Arial"/>
-          <w:sz w:val="22"/>
-          <w:szCs w:val="22"/>
-        </w:rPr>
-        <w:t xml:space="preserve">%      </w:t>
-      </w:r>
-      <w:r>
-        <w:rPr>
-          <w:rFonts w:ascii="Arial" w:hAnsi="Arial"/>
-          <w:sz w:val="22"/>
-          <w:szCs w:val="22"/>
-        </w:rPr>
-        <w:t>Reflexión y conclusiones</w:t>
-      </w:r>
-    </w:p>
-    <w:p>
-      <w:pPr>
-        <w:tabs>
-          <w:tab w:val="left" w:pos="1134"/>
-          <w:tab w:val="left" w:pos="3402"/>
-          <w:tab w:val="left" w:pos="5529"/>
-          <w:tab w:val="right" w:pos="8789"/>
-        </w:tabs>
-        <w:spacing w:line="360" w:lineRule="auto"/>
-        <w:rPr>
-          <w:rFonts w:ascii="Arial" w:hAnsi="Arial"/>
-          <w:sz w:val="22"/>
-          <w:szCs w:val="22"/>
-        </w:rPr>
-      </w:pPr>
-      <w:r>
-        <w:rPr>
-          <w:rFonts w:ascii="Arial" w:hAnsi="Arial"/>
-          <w:sz w:val="22"/>
-          <w:szCs w:val="22"/>
-          <w:u w:val="single"/>
-        </w:rPr>
-        <w:t>1</w:t>
-      </w:r>
-      <w:r>
-        <w:rPr>
-          <w:rFonts w:ascii="Arial" w:hAnsi="Arial"/>
-          <w:sz w:val="22"/>
-          <w:szCs w:val="22"/>
-          <w:u w:val="single"/>
-        </w:rPr>
-        <w:t>0</w:t>
-      </w:r>
-      <w:r>
-        <w:rPr>
-          <w:rFonts w:ascii="Arial" w:hAnsi="Arial"/>
-          <w:sz w:val="22"/>
-          <w:szCs w:val="22"/>
-          <w:u w:val="single"/>
-        </w:rPr>
-        <w:t xml:space="preserve">%  </w:t>
-      </w:r>
-      <w:r>
-        <w:rPr>
-          <w:rFonts w:ascii="Arial" w:hAnsi="Arial"/>
-          <w:sz w:val="22"/>
-          <w:szCs w:val="22"/>
-        </w:rPr>
-        <w:t xml:space="preserve">    </w:t>
-      </w:r>
-      <w:r>
-        <w:rPr>
-          <w:rFonts w:ascii="Arial" w:hAnsi="Arial"/>
-          <w:sz w:val="22"/>
-          <w:szCs w:val="22"/>
-        </w:rPr>
-        <w:t>Presentación ejecutiva</w:t>
-      </w:r>
-    </w:p>
-    <w:p>
-      <w:pPr>
-        <w:tabs>
-          <w:tab w:val="left" w:pos="1134"/>
-          <w:tab w:val="left" w:pos="3402"/>
-          <w:tab w:val="left" w:pos="5529"/>
-          <w:tab w:val="right" w:pos="8789"/>
-        </w:tabs>
-        <w:spacing w:line="360" w:lineRule="auto"/>
-        <w:rPr>
-          <w:rFonts w:ascii="Arial" w:hAnsi="Arial"/>
-          <w:sz w:val="22"/>
-          <w:szCs w:val="22"/>
-        </w:rPr>
-      </w:pPr>
-      <w:r>
-        <w:rPr>
-          <w:rFonts w:ascii="Arial" w:hAnsi="Arial"/>
-          <w:sz w:val="22"/>
-          <w:szCs w:val="22"/>
-        </w:rPr>
-        <w:t>100%</w:t>
-      </w:r>
-    </w:p>
-    <w:p>
-      <w:pPr>
-        <w:spacing w:before="40"/>
+      </w:pPr>
+      <w:bookmarkStart w:id="2" w:name="_Hlk535227133"/>
+      <w:r>
         <w:rPr>
           <w:rFonts w:ascii="Arial" w:hAnsi="Arial"/>
           <w:b/>
@@ -1339,87 +1126,423 @@
             </w14:srgbClr>
           </w14:shadow>
         </w:rPr>
-      </w:pPr>
-      <w:r>
-        <w:rPr>
-          <w:rFonts w:ascii="Arial" w:hAnsi="Arial"/>
-          <w:sz w:val="22"/>
-          <w:szCs w:val="22"/>
-        </w:rPr>
-        <w:t>*Actividades</w:t>
-      </w:r>
-      <w:r>
-        <w:rPr>
-          <w:rFonts w:ascii="Arial" w:hAnsi="Arial"/>
-          <w:sz w:val="22"/>
-          <w:szCs w:val="22"/>
-        </w:rPr>
-        <w:t xml:space="preserve"> del módulo</w:t>
-      </w:r>
-      <w:r>
-        <w:rPr>
-          <w:rFonts w:ascii="Arial" w:hAnsi="Arial"/>
-          <w:sz w:val="22"/>
-          <w:szCs w:val="22"/>
-        </w:rPr>
-        <w:t xml:space="preserve">: </w:t>
-      </w:r>
-      <w:r>
-        <w:rPr>
-          <w:rFonts w:ascii="Arial" w:hAnsi="Arial"/>
-          <w:sz w:val="22"/>
-          <w:szCs w:val="22"/>
-        </w:rPr>
-        <w:t>Actividades integradoras, l</w:t>
-      </w:r>
-      <w:r>
-        <w:rPr>
-          <w:rFonts w:ascii="Arial" w:hAnsi="Arial"/>
-          <w:sz w:val="22"/>
-          <w:szCs w:val="22"/>
-        </w:rPr>
-        <w:t>aboratorios, t</w:t>
-      </w:r>
-      <w:r>
-        <w:rPr>
-          <w:rFonts w:ascii="Arial" w:hAnsi="Arial"/>
-          <w:sz w:val="22"/>
-          <w:szCs w:val="22"/>
-        </w:rPr>
-        <w:t>areas</w:t>
-      </w:r>
-      <w:r>
-        <w:rPr>
-          <w:rFonts w:ascii="Arial" w:hAnsi="Arial"/>
-          <w:sz w:val="22"/>
-          <w:szCs w:val="22"/>
-        </w:rPr>
-        <w:t xml:space="preserve"> y</w:t>
-      </w:r>
-      <w:r>
-        <w:rPr>
-          <w:rFonts w:ascii="Arial" w:hAnsi="Arial"/>
-          <w:sz w:val="22"/>
-          <w:szCs w:val="22"/>
-        </w:rPr>
-        <w:t xml:space="preserve"> exámenes rápidos.</w:t>
-      </w:r>
-    </w:p>
-    <w:p>
-      <w:pPr>
-        <w:rPr>
-          <w:rFonts w:ascii="Arial" w:hAnsi="Arial"/>
-          <w:sz w:val="24"/>
-          <w:szCs w:val="24"/>
-        </w:rPr>
-      </w:pPr>
-    </w:p>
-    <w:bookmarkEnd w:id="3"/>
-    <w:p>
-      <w:pPr>
-        <w:spacing w:after="120" w:line="300" w:lineRule="exact"/>
-        <w:ind w:right="261"/>
-        <w:jc w:val="both"/>
+        <w:t>EVALUACIÓN</w:t>
+      </w:r>
+    </w:p>
+    <w:p>
+      <w:pPr>
+        <w:tabs>
+          <w:tab w:val="left" w:pos="1134"/>
+          <w:tab w:val="left" w:pos="3402"/>
+          <w:tab w:val="left" w:pos="5529"/>
+          <w:tab w:val="right" w:pos="8789"/>
+        </w:tabs>
+        <w:spacing w:line="360" w:lineRule="auto"/>
+        <w:rPr>
+          <w:rFonts w:ascii="Arial" w:hAnsi="Arial"/>
+          <w:sz w:val="22"/>
+          <w:szCs w:val="22"/>
+        </w:rPr>
+      </w:pPr>
+    </w:p>
+    <w:p>
+      <w:pPr>
+        <w:tabs>
+          <w:tab w:val="left" w:pos="1134"/>
+          <w:tab w:val="left" w:pos="3402"/>
+          <w:tab w:val="left" w:pos="5529"/>
+          <w:tab w:val="right" w:pos="8789"/>
+        </w:tabs>
+        <w:spacing w:line="360" w:lineRule="auto"/>
+        <w:rPr>
+          <w:rFonts w:ascii="Arial" w:hAnsi="Arial"/>
+          <w:sz w:val="22"/>
+          <w:szCs w:val="22"/>
+        </w:rPr>
+      </w:pPr>
+      <w:r>
+        <w:rPr>
+          <w:rFonts w:ascii="Arial" w:hAnsi="Arial"/>
+          <w:sz w:val="22"/>
+          <w:szCs w:val="22"/>
+        </w:rPr>
+        <w:t xml:space="preserve">  9</w:t>
+      </w:r>
+      <w:r>
+        <w:rPr>
+          <w:rFonts w:ascii="Arial" w:hAnsi="Arial"/>
+          <w:sz w:val="22"/>
+          <w:szCs w:val="22"/>
+        </w:rPr>
+        <w:t xml:space="preserve">% </w:t>
+      </w:r>
+      <w:r>
+        <w:rPr>
+          <w:rFonts w:ascii="Arial" w:hAnsi="Arial"/>
+          <w:sz w:val="22"/>
+          <w:szCs w:val="22"/>
+        </w:rPr>
+        <w:t xml:space="preserve">   </w:t>
+      </w:r>
+      <w:r>
+        <w:rPr>
+          <w:rFonts w:ascii="Arial" w:hAnsi="Arial"/>
+          <w:sz w:val="22"/>
+          <w:szCs w:val="22"/>
+        </w:rPr>
+        <w:t xml:space="preserve"> </w:t>
+      </w:r>
+      <w:r>
+        <w:rPr>
+          <w:rFonts w:ascii="Arial" w:hAnsi="Arial"/>
+          <w:sz w:val="22"/>
+          <w:szCs w:val="22"/>
+        </w:rPr>
+        <w:t xml:space="preserve"> Actividades</w:t>
+      </w:r>
+      <w:r>
+        <w:rPr>
+          <w:rFonts w:ascii="Arial" w:hAnsi="Arial"/>
+          <w:sz w:val="22"/>
+          <w:szCs w:val="22"/>
+        </w:rPr>
+        <w:t xml:space="preserve"> del módulo 1</w:t>
+      </w:r>
+    </w:p>
+    <w:p>
+      <w:pPr>
+        <w:tabs>
+          <w:tab w:val="left" w:pos="1134"/>
+          <w:tab w:val="left" w:pos="3402"/>
+          <w:tab w:val="left" w:pos="5529"/>
+          <w:tab w:val="right" w:pos="8789"/>
+        </w:tabs>
+        <w:spacing w:line="360" w:lineRule="auto"/>
+        <w:rPr>
+          <w:rFonts w:ascii="Arial" w:hAnsi="Arial"/>
+          <w:sz w:val="22"/>
+          <w:szCs w:val="22"/>
+        </w:rPr>
+      </w:pPr>
+      <w:r>
+        <w:rPr>
+          <w:rFonts w:ascii="Arial" w:hAnsi="Arial"/>
+          <w:sz w:val="22"/>
+          <w:szCs w:val="22"/>
+        </w:rPr>
+        <w:t xml:space="preserve">  9</w:t>
+      </w:r>
+      <w:r>
+        <w:rPr>
+          <w:rFonts w:ascii="Arial" w:hAnsi="Arial"/>
+          <w:sz w:val="22"/>
+          <w:szCs w:val="22"/>
+        </w:rPr>
+        <w:t>%</w:t>
+      </w:r>
+      <w:r>
+        <w:rPr>
+          <w:rFonts w:ascii="Arial" w:hAnsi="Arial"/>
+          <w:sz w:val="22"/>
+          <w:szCs w:val="22"/>
+        </w:rPr>
+        <w:t xml:space="preserve">   </w:t>
+      </w:r>
+      <w:r>
+        <w:rPr>
+          <w:rFonts w:ascii="Arial" w:hAnsi="Arial"/>
+          <w:sz w:val="22"/>
+          <w:szCs w:val="22"/>
+        </w:rPr>
+        <w:t xml:space="preserve">  </w:t>
+      </w:r>
+      <w:r>
+        <w:rPr>
+          <w:rFonts w:ascii="Arial" w:hAnsi="Arial"/>
+          <w:sz w:val="22"/>
+          <w:szCs w:val="22"/>
+        </w:rPr>
+        <w:t xml:space="preserve"> </w:t>
+      </w:r>
+      <w:r>
+        <w:rPr>
+          <w:rFonts w:ascii="Arial" w:hAnsi="Arial"/>
+          <w:sz w:val="22"/>
+          <w:szCs w:val="22"/>
+        </w:rPr>
+        <w:t>Actividades del módulo 2</w:t>
+      </w:r>
+    </w:p>
+    <w:p>
+      <w:pPr>
+        <w:tabs>
+          <w:tab w:val="left" w:pos="1134"/>
+          <w:tab w:val="left" w:pos="3402"/>
+          <w:tab w:val="left" w:pos="5529"/>
+          <w:tab w:val="right" w:pos="8789"/>
+        </w:tabs>
+        <w:spacing w:line="360" w:lineRule="auto"/>
+        <w:rPr>
+          <w:rFonts w:ascii="Arial" w:hAnsi="Arial"/>
+          <w:sz w:val="22"/>
+          <w:szCs w:val="22"/>
+        </w:rPr>
+      </w:pPr>
+      <w:r>
+        <w:rPr>
+          <w:rFonts w:ascii="Arial" w:hAnsi="Arial"/>
+          <w:sz w:val="22"/>
+          <w:szCs w:val="22"/>
+        </w:rPr>
+        <w:t xml:space="preserve">  9</w:t>
+      </w:r>
+      <w:r>
+        <w:rPr>
+          <w:rFonts w:ascii="Arial" w:hAnsi="Arial"/>
+          <w:sz w:val="22"/>
+          <w:szCs w:val="22"/>
+        </w:rPr>
+        <w:t xml:space="preserve">%      Actividades del módulo 3     </w:t>
+      </w:r>
+    </w:p>
+    <w:p>
+      <w:pPr>
+        <w:tabs>
+          <w:tab w:val="left" w:pos="1134"/>
+          <w:tab w:val="left" w:pos="3402"/>
+          <w:tab w:val="left" w:pos="5529"/>
+          <w:tab w:val="right" w:pos="8789"/>
+        </w:tabs>
+        <w:spacing w:line="360" w:lineRule="auto"/>
+        <w:rPr>
+          <w:rFonts w:ascii="Arial" w:hAnsi="Arial"/>
+          <w:sz w:val="22"/>
+          <w:szCs w:val="22"/>
+        </w:rPr>
+      </w:pPr>
+      <w:r>
+        <w:rPr>
+          <w:rFonts w:ascii="Arial" w:hAnsi="Arial"/>
+          <w:sz w:val="22"/>
+          <w:szCs w:val="22"/>
+        </w:rPr>
+        <w:t>15%      CENEVAL</w:t>
+      </w:r>
+    </w:p>
+    <w:p>
+      <w:pPr>
+        <w:tabs>
+          <w:tab w:val="left" w:pos="1134"/>
+          <w:tab w:val="left" w:pos="3402"/>
+          <w:tab w:val="left" w:pos="5529"/>
+          <w:tab w:val="right" w:pos="8789"/>
+        </w:tabs>
+        <w:spacing w:line="360" w:lineRule="auto"/>
+        <w:rPr>
+          <w:rFonts w:ascii="Arial" w:hAnsi="Arial"/>
+          <w:sz w:val="22"/>
+          <w:szCs w:val="22"/>
+        </w:rPr>
+      </w:pPr>
+      <w:r>
+        <w:rPr>
+          <w:rFonts w:ascii="Arial" w:hAnsi="Arial"/>
+          <w:sz w:val="22"/>
+          <w:szCs w:val="22"/>
+        </w:rPr>
+        <w:t xml:space="preserve">30%      </w:t>
+      </w:r>
+      <w:r>
+        <w:rPr>
+          <w:rFonts w:ascii="Arial" w:hAnsi="Arial"/>
+          <w:sz w:val="22"/>
+          <w:szCs w:val="22"/>
+        </w:rPr>
+        <w:t>Actividades del RETO</w:t>
+      </w:r>
+    </w:p>
+    <w:p>
+      <w:pPr>
+        <w:tabs>
+          <w:tab w:val="left" w:pos="1134"/>
+          <w:tab w:val="left" w:pos="3402"/>
+          <w:tab w:val="left" w:pos="5529"/>
+          <w:tab w:val="right" w:pos="8789"/>
+        </w:tabs>
+        <w:spacing w:line="360" w:lineRule="auto"/>
+        <w:rPr>
+          <w:rFonts w:ascii="Arial" w:hAnsi="Arial"/>
+          <w:sz w:val="22"/>
+          <w:szCs w:val="22"/>
+        </w:rPr>
+      </w:pPr>
+      <w:r>
+        <w:rPr>
+          <w:rFonts w:ascii="Arial" w:hAnsi="Arial"/>
+          <w:sz w:val="22"/>
+          <w:szCs w:val="22"/>
+        </w:rPr>
+        <w:t>1</w:t>
+      </w:r>
+      <w:r>
+        <w:rPr>
+          <w:rFonts w:ascii="Arial" w:hAnsi="Arial"/>
+          <w:sz w:val="22"/>
+          <w:szCs w:val="22"/>
+        </w:rPr>
+        <w:t>4</w:t>
+      </w:r>
+      <w:r>
+        <w:rPr>
+          <w:rFonts w:ascii="Arial" w:hAnsi="Arial"/>
+          <w:sz w:val="22"/>
+          <w:szCs w:val="22"/>
+        </w:rPr>
+        <w:t xml:space="preserve">%      </w:t>
+      </w:r>
+      <w:r>
+        <w:rPr>
+          <w:rFonts w:ascii="Arial" w:hAnsi="Arial"/>
+          <w:sz w:val="22"/>
+          <w:szCs w:val="22"/>
+        </w:rPr>
+        <w:t>Examen integrador</w:t>
+      </w:r>
+    </w:p>
+    <w:p>
+      <w:pPr>
+        <w:tabs>
+          <w:tab w:val="left" w:pos="1134"/>
+          <w:tab w:val="left" w:pos="3402"/>
+          <w:tab w:val="left" w:pos="5529"/>
+          <w:tab w:val="right" w:pos="8789"/>
+        </w:tabs>
+        <w:spacing w:line="360" w:lineRule="auto"/>
+        <w:rPr>
+          <w:rFonts w:ascii="Arial" w:hAnsi="Arial"/>
+          <w:sz w:val="22"/>
+          <w:szCs w:val="22"/>
+        </w:rPr>
+      </w:pPr>
+      <w:r>
+        <w:rPr>
+          <w:rFonts w:ascii="Arial" w:hAnsi="Arial"/>
+          <w:sz w:val="22"/>
+          <w:szCs w:val="22"/>
+        </w:rPr>
+        <w:t xml:space="preserve">  </w:t>
+      </w:r>
+      <w:r>
+        <w:rPr>
+          <w:rFonts w:ascii="Arial" w:hAnsi="Arial"/>
+          <w:sz w:val="22"/>
+          <w:szCs w:val="22"/>
+        </w:rPr>
+        <w:t>4</w:t>
+      </w:r>
+      <w:r>
+        <w:rPr>
+          <w:rFonts w:ascii="Arial" w:hAnsi="Arial"/>
+          <w:sz w:val="22"/>
+          <w:szCs w:val="22"/>
+        </w:rPr>
+        <w:t xml:space="preserve">%      </w:t>
+      </w:r>
+      <w:r>
+        <w:rPr>
+          <w:rFonts w:ascii="Arial" w:hAnsi="Arial"/>
+          <w:sz w:val="22"/>
+          <w:szCs w:val="22"/>
+        </w:rPr>
+        <w:t>Reflexión y conclusiones</w:t>
+      </w:r>
+    </w:p>
+    <w:p>
+      <w:pPr>
+        <w:tabs>
+          <w:tab w:val="left" w:pos="1134"/>
+          <w:tab w:val="left" w:pos="3402"/>
+          <w:tab w:val="left" w:pos="5529"/>
+          <w:tab w:val="right" w:pos="8789"/>
+        </w:tabs>
+        <w:spacing w:line="360" w:lineRule="auto"/>
+        <w:rPr>
+          <w:rFonts w:ascii="Arial" w:hAnsi="Arial"/>
+          <w:sz w:val="22"/>
+          <w:szCs w:val="22"/>
+        </w:rPr>
+      </w:pPr>
+      <w:r>
+        <w:rPr>
+          <w:rFonts w:ascii="Arial" w:hAnsi="Arial"/>
+          <w:sz w:val="22"/>
+          <w:szCs w:val="22"/>
+          <w:u w:val="single"/>
+        </w:rPr>
+        <w:t>1</w:t>
+      </w:r>
+      <w:r>
+        <w:rPr>
+          <w:rFonts w:ascii="Arial" w:hAnsi="Arial"/>
+          <w:sz w:val="22"/>
+          <w:szCs w:val="22"/>
+          <w:u w:val="single"/>
+        </w:rPr>
+        <w:t>0</w:t>
+      </w:r>
+      <w:r>
+        <w:rPr>
+          <w:rFonts w:ascii="Arial" w:hAnsi="Arial"/>
+          <w:sz w:val="22"/>
+          <w:szCs w:val="22"/>
+          <w:u w:val="single"/>
+        </w:rPr>
+        <w:t xml:space="preserve">%  </w:t>
+      </w:r>
+      <w:r>
+        <w:rPr>
+          <w:rFonts w:ascii="Arial" w:hAnsi="Arial"/>
+          <w:sz w:val="22"/>
+          <w:szCs w:val="22"/>
+        </w:rPr>
+        <w:t xml:space="preserve">    </w:t>
+      </w:r>
+      <w:r>
+        <w:rPr>
+          <w:rFonts w:ascii="Arial" w:hAnsi="Arial"/>
+          <w:sz w:val="22"/>
+          <w:szCs w:val="22"/>
+        </w:rPr>
+        <w:t>Presentación ejecutiva</w:t>
+      </w:r>
+    </w:p>
+    <w:p>
+      <w:pPr>
+        <w:tabs>
+          <w:tab w:val="left" w:pos="1134"/>
+          <w:tab w:val="left" w:pos="3402"/>
+          <w:tab w:val="left" w:pos="5529"/>
+          <w:tab w:val="right" w:pos="8789"/>
+        </w:tabs>
+        <w:spacing w:line="360" w:lineRule="auto"/>
+        <w:rPr>
+          <w:rFonts w:ascii="Arial" w:hAnsi="Arial"/>
+          <w:sz w:val="22"/>
+          <w:szCs w:val="22"/>
+        </w:rPr>
+      </w:pPr>
+      <w:r>
+        <w:rPr>
+          <w:rFonts w:ascii="Arial" w:hAnsi="Arial"/>
+          <w:sz w:val="22"/>
+          <w:szCs w:val="22"/>
+        </w:rPr>
+        <w:t>100%</w:t>
+      </w:r>
+    </w:p>
+    <w:p>
+      <w:pPr>
+        <w:spacing w:before="40"/>
         <w:rPr>
           <w:rFonts w:ascii="Arial" w:hAnsi="Arial"/>
           <w:b/>
@@ -1434,66 +1557,91 @@
       <w:r>
         <w:rPr>
           <w:rFonts w:ascii="Arial" w:hAnsi="Arial"/>
-          <w:b/>
-          <w:sz w:val="22"/>
+          <w:sz w:val="22"/>
+          <w:szCs w:val="22"/>
+        </w:rPr>
+        <w:t>*Actividades</w:t>
+      </w:r>
+      <w:r>
+        <w:rPr>
+          <w:rFonts w:ascii="Arial" w:hAnsi="Arial"/>
+          <w:sz w:val="22"/>
+          <w:szCs w:val="22"/>
+        </w:rPr>
+        <w:t xml:space="preserve"> del módulo</w:t>
+      </w:r>
+      <w:r>
+        <w:rPr>
+          <w:rFonts w:ascii="Arial" w:hAnsi="Arial"/>
+          <w:sz w:val="22"/>
+          <w:szCs w:val="22"/>
+        </w:rPr>
+        <w:t xml:space="preserve">: </w:t>
+      </w:r>
+      <w:r>
+        <w:rPr>
+          <w:rFonts w:ascii="Arial" w:hAnsi="Arial"/>
+          <w:sz w:val="22"/>
+          <w:szCs w:val="22"/>
+        </w:rPr>
+        <w:t>Actividades integradoras, l</w:t>
+      </w:r>
+      <w:r>
+        <w:rPr>
+          <w:rFonts w:ascii="Arial" w:hAnsi="Arial"/>
+          <w:sz w:val="22"/>
+          <w:szCs w:val="22"/>
+        </w:rPr>
+        <w:t>aboratorios, t</w:t>
+      </w:r>
+      <w:r>
+        <w:rPr>
+          <w:rFonts w:ascii="Arial" w:hAnsi="Arial"/>
+          <w:sz w:val="22"/>
+          <w:szCs w:val="22"/>
+        </w:rPr>
+        <w:t>areas</w:t>
+      </w:r>
+      <w:r>
+        <w:rPr>
+          <w:rFonts w:ascii="Arial" w:hAnsi="Arial"/>
+          <w:sz w:val="22"/>
+          <w:szCs w:val="22"/>
+        </w:rPr>
+        <w:t xml:space="preserve"> y</w:t>
+      </w:r>
+      <w:r>
+        <w:rPr>
+          <w:rFonts w:ascii="Arial" w:hAnsi="Arial"/>
+          <w:sz w:val="22"/>
+          <w:szCs w:val="22"/>
+        </w:rPr>
+        <w:t xml:space="preserve"> exámenes rápidos.</w:t>
+      </w:r>
+    </w:p>
+    <w:bookmarkEnd w:id="2"/>
+    <w:p>
+      <w:pPr>
+        <w:pStyle w:val="Textoindependiente"/>
+        <w:spacing w:before="0" w:line="240" w:lineRule="auto"/>
+        <w:rPr>
+          <w:b/>
+          <w:sz w:val="16"/>
           <w14:shadow w14:blurRad="50800" w14:dist="38100" w14:dir="2700000" w14:sx="100000" w14:sy="100000" w14:kx="0" w14:ky="0" w14:algn="tl">
             <w14:srgbClr w14:val="000000">
               <w14:alpha w14:val="60000"/>
             </w14:srgbClr>
           </w14:shadow>
         </w:rPr>
-        <w:t>TAREAS</w:t>
-      </w:r>
+      </w:pPr>
     </w:p>
     <w:p>
       <w:pPr>
         <w:pStyle w:val="Textoindependiente"/>
-        <w:spacing w:before="0" w:line="360" w:lineRule="auto"/>
-        <w:rPr>
-          <w:sz w:val="22"/>
-        </w:rPr>
-      </w:pPr>
-      <w:r>
-        <w:rPr>
-          <w:sz w:val="22"/>
-        </w:rPr>
-        <w:t>Toda tarea tendrá su fecha y horario de entrega que es inamovible. Vencido el término de entrega no se recibirán tareas.</w:t>
-      </w:r>
-      <w:r>
-        <w:rPr>
-          <w:sz w:val="22"/>
-        </w:rPr>
-        <w:t xml:space="preserve"> </w:t>
-      </w:r>
-      <w:r>
-        <w:rPr>
-          <w:sz w:val="22"/>
-        </w:rPr>
-        <w:t>Todas las tareas son individuales</w:t>
-      </w:r>
-      <w:r>
-        <w:rPr>
-          <w:sz w:val="22"/>
-        </w:rPr>
-        <w:t>.</w:t>
-      </w:r>
-    </w:p>
-    <w:p>
-      <w:pPr>
-        <w:pStyle w:val="Textoindependiente"/>
-        <w:spacing w:before="0" w:line="360" w:lineRule="auto"/>
-        <w:rPr>
-          <w:sz w:val="22"/>
-        </w:rPr>
-      </w:pPr>
-    </w:p>
-    <w:p>
-      <w:pPr>
-        <w:spacing w:line="300" w:lineRule="exact"/>
-        <w:rPr>
-          <w:rFonts w:ascii="Arial" w:hAnsi="Arial"/>
-          <w:b/>
-          <w:sz w:val="22"/>
+        <w:spacing w:before="0" w:line="240" w:lineRule="auto"/>
+        <w:rPr>
+          <w:b/>
+          <w:sz w:val="16"/>
           <w14:shadow w14:blurRad="50800" w14:dist="38100" w14:dir="2700000" w14:sx="100000" w14:sy="100000" w14:kx="0" w14:ky="0" w14:algn="tl">
             <w14:srgbClr w14:val="000000">
               <w14:alpha w14:val="60000"/>
@@ -1501,8 +1649,12 @@
           </w14:shadow>
         </w:rPr>
       </w:pPr>
-      <w:bookmarkStart w:id="4" w:name="_Hlk535230168"/>
-      <w:r>
+    </w:p>
+    <w:p>
+      <w:pPr>
+        <w:spacing w:after="120" w:line="300" w:lineRule="exact"/>
+        <w:ind w:right="261"/>
+        <w:jc w:val="both"/>
         <w:rPr>
           <w:rFonts w:ascii="Arial" w:hAnsi="Arial"/>
           <w:b/>
@@ -1513,29 +1665,8 @@
             </w14:srgbClr>
           </w14:shadow>
         </w:rPr>
-        <w:t>ASISTENCIA A CLASES</w:t>
-      </w:r>
-    </w:p>
-    <w:p>
-      <w:pPr>
-        <w:pStyle w:val="Textoindependiente"/>
-        <w:spacing w:line="320" w:lineRule="exact"/>
-        <w:rPr>
-          <w:sz w:val="22"/>
-        </w:rPr>
-      </w:pPr>
-      <w:r>
-        <w:rPr>
-          <w:sz w:val="22"/>
-        </w:rPr>
-        <w:t xml:space="preserve">La clase inicia 5 minutos después del horario establecido.  El profesor pasará lista según lo indica el Reglamento Académico. </w:t>
-      </w:r>
-    </w:p>
-    <w:p>
-      <w:pPr>
-        <w:spacing w:after="120" w:line="320" w:lineRule="exact"/>
-        <w:ind w:right="261"/>
-        <w:jc w:val="both"/>
+      </w:pPr>
+      <w:r>
         <w:rPr>
           <w:rFonts w:ascii="Arial" w:hAnsi="Arial"/>
           <w:b/>
@@ -1546,18 +1677,49 @@
             </w14:srgbClr>
           </w14:shadow>
         </w:rPr>
-      </w:pPr>
-      <w:bookmarkStart w:id="5" w:name="_Hlk534991296"/>
-    </w:p>
-    <w:p>
-      <w:pPr>
-        <w:spacing w:after="120" w:line="320" w:lineRule="exact"/>
-        <w:ind w:right="261"/>
-        <w:jc w:val="both"/>
-        <w:rPr>
-          <w:rFonts w:ascii="Arial" w:hAnsi="Arial"/>
-          <w:b/>
-          <w:sz w:val="22"/>
+        <w:t>TAREAS</w:t>
+      </w:r>
+    </w:p>
+    <w:p>
+      <w:pPr>
+        <w:pStyle w:val="Textoindependiente"/>
+        <w:spacing w:before="0" w:line="360" w:lineRule="auto"/>
+        <w:rPr>
+          <w:sz w:val="22"/>
+        </w:rPr>
+      </w:pPr>
+      <w:r>
+        <w:rPr>
+          <w:sz w:val="22"/>
+        </w:rPr>
+        <w:t>Toda tarea tendrá su fecha y horario de entrega que es inamovible. Vencido el término de entrega no se recibirán tareas.</w:t>
+      </w:r>
+      <w:r>
+        <w:rPr>
+          <w:sz w:val="22"/>
+        </w:rPr>
+        <w:t xml:space="preserve"> </w:t>
+      </w:r>
+      <w:r>
+        <w:rPr>
+          <w:sz w:val="22"/>
+        </w:rPr>
+        <w:t>Todas las tareas son individuales</w:t>
+      </w:r>
+      <w:r>
+        <w:rPr>
+          <w:sz w:val="22"/>
+        </w:rPr>
+        <w:t>.</w:t>
+      </w:r>
+    </w:p>
+    <w:p>
+      <w:pPr>
+        <w:pStyle w:val="Textoindependiente"/>
+        <w:spacing w:before="0" w:line="240" w:lineRule="auto"/>
+        <w:rPr>
+          <w:b/>
+          <w:sz w:val="16"/>
           <w14:shadow w14:blurRad="50800" w14:dist="38100" w14:dir="2700000" w14:sx="100000" w14:sy="100000" w14:kx="0" w14:ky="0" w14:algn="tl">
             <w14:srgbClr w14:val="000000">
               <w14:alpha w14:val="60000"/>
@@ -1565,20 +1727,26 @@
           </w14:shadow>
         </w:rPr>
       </w:pPr>
-      <w:r>
-        <w:rPr>
-          <w:rFonts w:ascii="Arial" w:hAnsi="Arial"/>
-          <w:b/>
-          <w:sz w:val="22"/>
+      <w:bookmarkStart w:id="3" w:name="_Hlk535230168"/>
+    </w:p>
+    <w:p>
+      <w:pPr>
+        <w:pStyle w:val="Textoindependiente"/>
+        <w:spacing w:before="0" w:line="240" w:lineRule="auto"/>
+        <w:rPr>
+          <w:b/>
+          <w:sz w:val="16"/>
           <w14:shadow w14:blurRad="50800" w14:dist="38100" w14:dir="2700000" w14:sx="100000" w14:sy="100000" w14:kx="0" w14:ky="0" w14:algn="tl">
             <w14:srgbClr w14:val="000000">
               <w14:alpha w14:val="60000"/>
             </w14:srgbClr>
           </w14:shadow>
         </w:rPr>
-        <w:t xml:space="preserve">ACTIVIDADES </w:t>
-      </w:r>
-      <w:r>
+      </w:pPr>
+    </w:p>
+    <w:p>
+      <w:pPr>
+        <w:spacing w:line="300" w:lineRule="exact"/>
         <w:rPr>
           <w:rFonts w:ascii="Arial" w:hAnsi="Arial"/>
           <w:b/>
@@ -1589,8 +1757,7 @@
             </w14:srgbClr>
           </w14:shadow>
         </w:rPr>
-        <w:t>DE CLASE</w:t>
-      </w:r>
+      </w:pPr>
       <w:r>
         <w:rPr>
           <w:rFonts w:ascii="Arial" w:hAnsi="Arial"/>
@@ -1602,7 +1769,7 @@
             </w14:srgbClr>
           </w14:shadow>
         </w:rPr>
-        <w:t xml:space="preserve"> </w:t>
+        <w:t>ASISTENCIA A CLASES</w:t>
       </w:r>
     </w:p>
     <w:p>
@@ -1617,12 +1784,12 @@
         <w:rPr>
           <w:sz w:val="22"/>
         </w:rPr>
-        <w:t>Si el alumno no asiste a clase, las actividades de esa sesión no le serán tomadas en cuenta y se evaluarán con una calificación de cero “0”.</w:t>
-      </w:r>
-    </w:p>
-    <w:p>
-      <w:pPr>
-        <w:spacing w:before="120" w:line="320" w:lineRule="exact"/>
+        <w:t xml:space="preserve">La clase inicia 5 minutos después del horario establecido.  El profesor pasará lista según lo indica el Reglamento Académico. </w:t>
+      </w:r>
+    </w:p>
+    <w:p>
+      <w:pPr>
+        <w:spacing w:after="120" w:line="320" w:lineRule="exact"/>
         <w:ind w:right="261"/>
         <w:jc w:val="both"/>
         <w:rPr>
@@ -1636,10 +1803,11 @@
           </w14:shadow>
         </w:rPr>
       </w:pPr>
-    </w:p>
-    <w:p>
-      <w:pPr>
-        <w:spacing w:before="120" w:line="320" w:lineRule="exact"/>
+      <w:bookmarkStart w:id="4" w:name="_Hlk534991296"/>
+    </w:p>
+    <w:p>
+      <w:pPr>
+        <w:spacing w:after="120" w:line="320" w:lineRule="exact"/>
         <w:ind w:right="261"/>
         <w:jc w:val="both"/>
         <w:rPr>
@@ -1656,7 +1824,7 @@
     </w:p>
     <w:p>
       <w:pPr>
-        <w:spacing w:before="120" w:line="320" w:lineRule="exact"/>
+        <w:spacing w:after="120" w:line="320" w:lineRule="exact"/>
         <w:ind w:right="261"/>
         <w:jc w:val="both"/>
         <w:rPr>
@@ -1673,7 +1841,7 @@
     </w:p>
     <w:p>
       <w:pPr>
-        <w:spacing w:before="120" w:line="320" w:lineRule="exact"/>
+        <w:spacing w:after="120" w:line="320" w:lineRule="exact"/>
         <w:ind w:right="261"/>
         <w:jc w:val="both"/>
         <w:rPr>
@@ -1690,7 +1858,7 @@
     </w:p>
     <w:p>
       <w:pPr>
-        <w:spacing w:before="120" w:line="320" w:lineRule="exact"/>
+        <w:spacing w:after="120" w:line="320" w:lineRule="exact"/>
         <w:ind w:right="261"/>
         <w:jc w:val="both"/>
         <w:rPr>
@@ -1707,7 +1875,7 @@
     </w:p>
     <w:p>
       <w:pPr>
-        <w:spacing w:before="120" w:line="320" w:lineRule="exact"/>
+        <w:spacing w:after="120" w:line="320" w:lineRule="exact"/>
         <w:ind w:right="261"/>
         <w:jc w:val="both"/>
         <w:rPr>
@@ -1724,7 +1892,7 @@
     </w:p>
     <w:p>
       <w:pPr>
-        <w:spacing w:before="120" w:line="320" w:lineRule="exact"/>
+        <w:spacing w:after="120" w:line="320" w:lineRule="exact"/>
         <w:ind w:right="261"/>
         <w:jc w:val="both"/>
         <w:rPr>
@@ -1739,7 +1907,6 @@
         </w:rPr>
       </w:pPr>
     </w:p>
-    <w:bookmarkEnd w:id="5"/>
     <w:p>
       <w:pPr>
         <w:spacing w:after="120" w:line="320" w:lineRule="exact"/>
@@ -1756,7 +1923,12 @@
           </w14:shadow>
         </w:rPr>
       </w:pPr>
-      <w:r>
+    </w:p>
+    <w:p>
+      <w:pPr>
+        <w:spacing w:after="120" w:line="320" w:lineRule="exact"/>
+        <w:ind w:right="261"/>
+        <w:jc w:val="both"/>
         <w:rPr>
           <w:rFonts w:ascii="Arial" w:hAnsi="Arial"/>
           <w:b/>
@@ -1767,27 +1939,13 @@
             </w14:srgbClr>
           </w14:shadow>
         </w:rPr>
-        <w:t>EXAMEN DE MÓDULO 1 E INTEGRADOR</w:t>
-      </w:r>
-    </w:p>
-    <w:p>
-      <w:pPr>
-        <w:pStyle w:val="Textoindependiente"/>
-        <w:spacing w:before="0" w:line="300" w:lineRule="exact"/>
-        <w:rPr>
-          <w:sz w:val="22"/>
-        </w:rPr>
-      </w:pPr>
-      <w:r>
-        <w:rPr>
-          <w:sz w:val="22"/>
-        </w:rPr>
-        <w:t>Los exámenes podrán ser presentados solamente en la fecha estipulada y de forma presencial en el salón de clases.</w:t>
-      </w:r>
-    </w:p>
-    <w:p>
-      <w:pPr>
-        <w:spacing w:after="120" w:line="300" w:lineRule="exact"/>
+      </w:pPr>
+    </w:p>
+    <w:p>
+      <w:pPr>
+        <w:spacing w:after="120" w:line="320" w:lineRule="exact"/>
+        <w:ind w:right="261"/>
+        <w:jc w:val="both"/>
         <w:rPr>
           <w:rFonts w:ascii="Arial" w:hAnsi="Arial"/>
           <w:b/>
@@ -1799,10 +1957,7 @@
           </w14:shadow>
         </w:rPr>
       </w:pPr>
-    </w:p>
-    <w:p>
-      <w:pPr>
-        <w:spacing w:after="120" w:line="300" w:lineRule="exact"/>
+      <w:r>
         <w:rPr>
           <w:rFonts w:ascii="Arial" w:hAnsi="Arial"/>
           <w:b/>
@@ -1813,7 +1968,8 @@
             </w14:srgbClr>
           </w14:shadow>
         </w:rPr>
-      </w:pPr>
+        <w:t xml:space="preserve">ACTIVIDADES </w:t>
+      </w:r>
       <w:r>
         <w:rPr>
           <w:rFonts w:ascii="Arial" w:hAnsi="Arial"/>
@@ -1825,7 +1981,7 @@
             </w14:srgbClr>
           </w14:shadow>
         </w:rPr>
-        <w:t xml:space="preserve">COPIA </w:t>
+        <w:t>DE CLASE</w:t>
       </w:r>
       <w:r>
         <w:rPr>
@@ -1838,6 +1994,168 @@
             </w14:srgbClr>
           </w14:shadow>
         </w:rPr>
+        <w:t xml:space="preserve"> </w:t>
+      </w:r>
+    </w:p>
+    <w:p>
+      <w:pPr>
+        <w:pStyle w:val="Textoindependiente"/>
+        <w:spacing w:line="320" w:lineRule="exact"/>
+        <w:rPr>
+          <w:sz w:val="22"/>
+        </w:rPr>
+      </w:pPr>
+      <w:r>
+        <w:rPr>
+          <w:sz w:val="22"/>
+        </w:rPr>
+        <w:t>Si el alumno no asiste a clase, las actividades de esa sesión no le serán tomadas en cuenta y se evaluarán con una calificación de cero “0”.</w:t>
+      </w:r>
+    </w:p>
+    <w:bookmarkEnd w:id="4"/>
+    <w:p>
+      <w:pPr>
+        <w:pStyle w:val="Textoindependiente"/>
+        <w:spacing w:before="0" w:line="240" w:lineRule="auto"/>
+        <w:rPr>
+          <w:b/>
+          <w:sz w:val="16"/>
+          <w14:shadow w14:blurRad="50800" w14:dist="38100" w14:dir="2700000" w14:sx="100000" w14:sy="100000" w14:kx="0" w14:ky="0" w14:algn="tl">
+            <w14:srgbClr w14:val="000000">
+              <w14:alpha w14:val="60000"/>
+            </w14:srgbClr>
+          </w14:shadow>
+        </w:rPr>
+      </w:pPr>
+    </w:p>
+    <w:p>
+      <w:pPr>
+        <w:pStyle w:val="Textoindependiente"/>
+        <w:spacing w:before="0" w:line="240" w:lineRule="auto"/>
+        <w:rPr>
+          <w:b/>
+          <w:sz w:val="16"/>
+          <w14:shadow w14:blurRad="50800" w14:dist="38100" w14:dir="2700000" w14:sx="100000" w14:sy="100000" w14:kx="0" w14:ky="0" w14:algn="tl">
+            <w14:srgbClr w14:val="000000">
+              <w14:alpha w14:val="60000"/>
+            </w14:srgbClr>
+          </w14:shadow>
+        </w:rPr>
+      </w:pPr>
+    </w:p>
+    <w:p>
+      <w:pPr>
+        <w:spacing w:after="120" w:line="320" w:lineRule="exact"/>
+        <w:ind w:right="261"/>
+        <w:jc w:val="both"/>
+        <w:rPr>
+          <w:rFonts w:ascii="Arial" w:hAnsi="Arial"/>
+          <w:b/>
+          <w:sz w:val="22"/>
+          <w14:shadow w14:blurRad="50800" w14:dist="38100" w14:dir="2700000" w14:sx="100000" w14:sy="100000" w14:kx="0" w14:ky="0" w14:algn="tl">
+            <w14:srgbClr w14:val="000000">
+              <w14:alpha w14:val="60000"/>
+            </w14:srgbClr>
+          </w14:shadow>
+        </w:rPr>
+      </w:pPr>
+      <w:r>
+        <w:rPr>
+          <w:rFonts w:ascii="Arial" w:hAnsi="Arial"/>
+          <w:b/>
+          <w:sz w:val="22"/>
+          <w14:shadow w14:blurRad="50800" w14:dist="38100" w14:dir="2700000" w14:sx="100000" w14:sy="100000" w14:kx="0" w14:ky="0" w14:algn="tl">
+            <w14:srgbClr w14:val="000000">
+              <w14:alpha w14:val="60000"/>
+            </w14:srgbClr>
+          </w14:shadow>
+        </w:rPr>
+        <w:t>EXAMEN DE MÓDULO 1 E INTEGRADOR</w:t>
+      </w:r>
+    </w:p>
+    <w:p>
+      <w:pPr>
+        <w:pStyle w:val="Textoindependiente"/>
+        <w:spacing w:before="0" w:line="300" w:lineRule="exact"/>
+        <w:rPr>
+          <w:sz w:val="22"/>
+        </w:rPr>
+      </w:pPr>
+      <w:r>
+        <w:rPr>
+          <w:sz w:val="22"/>
+        </w:rPr>
+        <w:t>Los exámenes podrán ser presentados solamente en la fecha estipulada y de forma presencial en el salón de clases.</w:t>
+      </w:r>
+    </w:p>
+    <w:p>
+      <w:pPr>
+        <w:pStyle w:val="Textoindependiente"/>
+        <w:spacing w:before="0" w:line="240" w:lineRule="auto"/>
+        <w:rPr>
+          <w:b/>
+          <w:sz w:val="16"/>
+          <w14:shadow w14:blurRad="50800" w14:dist="38100" w14:dir="2700000" w14:sx="100000" w14:sy="100000" w14:kx="0" w14:ky="0" w14:algn="tl">
+            <w14:srgbClr w14:val="000000">
+              <w14:alpha w14:val="60000"/>
+            </w14:srgbClr>
+          </w14:shadow>
+        </w:rPr>
+      </w:pPr>
+    </w:p>
+    <w:p>
+      <w:pPr>
+        <w:pStyle w:val="Textoindependiente"/>
+        <w:spacing w:before="0" w:line="240" w:lineRule="auto"/>
+        <w:rPr>
+          <w:b/>
+          <w:sz w:val="16"/>
+          <w14:shadow w14:blurRad="50800" w14:dist="38100" w14:dir="2700000" w14:sx="100000" w14:sy="100000" w14:kx="0" w14:ky="0" w14:algn="tl">
+            <w14:srgbClr w14:val="000000">
+              <w14:alpha w14:val="60000"/>
+            </w14:srgbClr>
+          </w14:shadow>
+        </w:rPr>
+      </w:pPr>
+    </w:p>
+    <w:p>
+      <w:pPr>
+        <w:spacing w:after="120" w:line="300" w:lineRule="exact"/>
+        <w:rPr>
+          <w:rFonts w:ascii="Arial" w:hAnsi="Arial"/>
+          <w:b/>
+          <w:sz w:val="22"/>
+          <w14:shadow w14:blurRad="50800" w14:dist="38100" w14:dir="2700000" w14:sx="100000" w14:sy="100000" w14:kx="0" w14:ky="0" w14:algn="tl">
+            <w14:srgbClr w14:val="000000">
+              <w14:alpha w14:val="60000"/>
+            </w14:srgbClr>
+          </w14:shadow>
+        </w:rPr>
+      </w:pPr>
+      <w:r>
+        <w:rPr>
+          <w:rFonts w:ascii="Arial" w:hAnsi="Arial"/>
+          <w:b/>
+          <w:sz w:val="22"/>
+          <w14:shadow w14:blurRad="50800" w14:dist="38100" w14:dir="2700000" w14:sx="100000" w14:sy="100000" w14:kx="0" w14:ky="0" w14:algn="tl">
+            <w14:srgbClr w14:val="000000">
+              <w14:alpha w14:val="60000"/>
+            </w14:srgbClr>
+          </w14:shadow>
+        </w:rPr>
+        <w:t xml:space="preserve">COPIA </w:t>
+      </w:r>
+      <w:r>
+        <w:rPr>
+          <w:rFonts w:ascii="Arial" w:hAnsi="Arial"/>
+          <w:b/>
+          <w:sz w:val="22"/>
+          <w14:shadow w14:blurRad="50800" w14:dist="38100" w14:dir="2700000" w14:sx="100000" w14:sy="100000" w14:kx="0" w14:ky="0" w14:algn="tl">
+            <w14:srgbClr w14:val="000000">
+              <w14:alpha w14:val="60000"/>
+            </w14:srgbClr>
+          </w14:shadow>
+        </w:rPr>
         <w:t>EN ACTIVIDADES, TAREAS O EXÁMENES</w:t>
       </w:r>
     </w:p>
@@ -1916,16 +2234,29 @@
         <w:t xml:space="preserve"> las políticas y reglamentos del Instituto.</w:t>
       </w:r>
     </w:p>
-    <w:bookmarkEnd w:id="4"/>
-    <w:p>
-      <w:pPr>
-        <w:spacing w:before="120" w:line="320" w:lineRule="exact"/>
-        <w:ind w:right="261"/>
-        <w:jc w:val="both"/>
-        <w:rPr>
-          <w:rFonts w:ascii="Arial" w:hAnsi="Arial"/>
-          <w:b/>
-          <w:sz w:val="22"/>
+    <w:bookmarkEnd w:id="3"/>
+    <w:p>
+      <w:pPr>
+        <w:pStyle w:val="Textoindependiente"/>
+        <w:spacing w:before="0" w:line="240" w:lineRule="auto"/>
+        <w:rPr>
+          <w:b/>
+          <w:sz w:val="16"/>
+          <w14:shadow w14:blurRad="50800" w14:dist="38100" w14:dir="2700000" w14:sx="100000" w14:sy="100000" w14:kx="0" w14:ky="0" w14:algn="tl">
+            <w14:srgbClr w14:val="000000">
+              <w14:alpha w14:val="60000"/>
+            </w14:srgbClr>
+          </w14:shadow>
+        </w:rPr>
+      </w:pPr>
+    </w:p>
+    <w:p>
+      <w:pPr>
+        <w:pStyle w:val="Textoindependiente"/>
+        <w:spacing w:before="0" w:line="240" w:lineRule="auto"/>
+        <w:rPr>
+          <w:b/>
+          <w:sz w:val="16"/>
           <w14:shadow w14:blurRad="50800" w14:dist="38100" w14:dir="2700000" w14:sx="100000" w14:sy="100000" w14:kx="0" w14:ky="0" w14:algn="tl">
             <w14:srgbClr w14:val="000000">
               <w14:alpha w14:val="60000"/>
@@ -2055,7 +2386,7 @@
 </file>
 
 <file path=word/endnotes.xml><?xml version="1.0" encoding="utf-8"?>
-<w:endnotes xmlns:wpc="http://schemas.microsoft.com/office/word/2010/wordprocessingCanvas" xmlns:cx="http://schemas.microsoft.com/office/drawing/2014/chartex" xmlns:cx1="http://schemas.microsoft.com/office/drawing/2015/9/8/chartex" xmlns:cx2="http://schemas.microsoft.com/office/drawing/2015/10/21/chartex" xmlns:cx3="http://schemas.microsoft.com/office/drawing/2016/5/9/chartex" xmlns:cx4="http://schemas.microsoft.com/office/drawing/2016/5/10/chartex" xmlns:cx5="http://schemas.microsoft.com/office/drawing/2016/5/11/chartex" xmlns:cx6="http://schemas.microsoft.com/office/drawing/2016/5/12/chartex" xmlns:cx7="http://schemas.microsoft.com/office/drawing/2016/5/13/chartex" xmlns:cx8="http://schemas.microsoft.com/office/drawing/2016/5/14/chartex" xmlns:mc="http://schemas.openxmlformats.org/markup-compatibility/2006" xmlns:aink="http://schemas.microsoft.com/office/drawing/2016/ink" xmlns:am3d="http://schemas.microsoft.com/office/drawing/2017/model3d" xmlns:o="urn:schemas-microsoft-com:office:office" xmlns:oel="http://schemas.microsoft.com/office/2019/extlst" xmlns:r="http://schemas.openxmlformats.org/officeDocument/2006/relationships" xmlns:m="http://schemas.openxmlformats.org/officeDocument/2006/math" xmlns:v="urn:schemas-microsoft-com:vml" xmlns:wp14="http://schemas.microsoft.com/office/word/2010/wordprocessingDrawing" xmlns:wp="http://schemas.openxmlformats.org/drawingml/2006/wordprocessingDrawing" xmlns:w10="urn:schemas-microsoft-com:office:word" xmlns:w="http://schemas.openxmlformats.org/wordprocessingml/2006/main" xmlns:w14="http://schemas.microsoft.com/office/word/2010/wordml" xmlns:w15="http://schemas.microsoft.com/office/word/2012/wordml" xmlns:w16cex="http://schemas.microsoft.com/office/word/2018/wordml/cex" xmlns:w16cid="http://schemas.microsoft.com/office/word/2016/wordml/cid" xmlns:w16="http://schemas.microsoft.com/office/word/2018/wordml" xmlns:w16du="http://schemas.microsoft.com/office/word/2023/wordml/word16du" xmlns:w16sdtdh="http://schemas.microsoft.com/office/word/2020/wordml/sdtdatahash" xmlns:w16sdtfl="http://schemas.microsoft.com/office/word/2024/wordml/sdtformatlock" xmlns:w16se="http://schemas.microsoft.com/office/word/2015/wordml/symex" xmlns:wpg="http://schemas.microsoft.com/office/word/2010/wordprocessingGroup" xmlns:wpi="http://schemas.microsoft.com/office/word/2010/wordprocessingInk" xmlns:wne="http://schemas.microsoft.com/office/word/2006/wordml" xmlns:wps="http://schemas.microsoft.com/office/word/2010/wordprocessingShape" mc:Ignorable="w14 w15 w16se w16cid w16 w16cex w16sdtdh w16sdtfl w16du wp14">
+<w:endnotes xmlns:wpc="http://schemas.microsoft.com/office/word/2010/wordprocessingCanvas" xmlns:cx="http://schemas.microsoft.com/office/drawing/2014/chartex" xmlns:cx1="http://schemas.microsoft.com/office/drawing/2015/9/8/chartex" xmlns:cx2="http://schemas.microsoft.com/office/drawing/2015/10/21/chartex" xmlns:cx3="http://schemas.microsoft.com/office/drawing/2016/5/9/chartex" xmlns:cx4="http://schemas.microsoft.com/office/drawing/2016/5/10/chartex" xmlns:cx5="http://schemas.microsoft.com/office/drawing/2016/5/11/chartex" xmlns:cx6="http://schemas.microsoft.com/office/drawing/2016/5/12/chartex" xmlns:cx7="http://schemas.microsoft.com/office/drawing/2016/5/13/chartex" xmlns:cx8="http://schemas.microsoft.com/office/drawing/2016/5/14/chartex" xmlns:mc="http://schemas.openxmlformats.org/markup-compatibility/2006" xmlns:aink="http://schemas.microsoft.com/office/drawing/2016/ink" xmlns:am3d="http://schemas.microsoft.com/office/drawing/2017/model3d" xmlns:o="urn:schemas-microsoft-com:office:office" xmlns:oel="http://schemas.microsoft.com/office/2019/extlst" xmlns:r="http://schemas.openxmlformats.org/officeDocument/2006/relationships" xmlns:m="http://schemas.openxmlformats.org/officeDocument/2006/math" xmlns:v="urn:schemas-microsoft-com:vml" xmlns:wp14="http://schemas.microsoft.com/office/word/2010/wordprocessingDrawing" xmlns:wp="http://schemas.openxmlformats.org/drawingml/2006/wordprocessingDrawing" xmlns:w10="urn:schemas-microsoft-com:office:word" xmlns:w="http://schemas.openxmlformats.org/wordprocessingml/2006/main" xmlns:w14="http://schemas.microsoft.com/office/word/2010/wordml" xmlns:w15="http://schemas.microsoft.com/office/word/2012/wordml" xmlns:w16cei="http://schemas.microsoft.com/office/word/2026/wordml/cei" xmlns:w16cex="http://schemas.microsoft.com/office/word/2018/wordml/cex" xmlns:w16cid="http://schemas.microsoft.com/office/word/2016/wordml/cid" xmlns:w16="http://schemas.microsoft.com/office/word/2018/wordml" xmlns:w16du="http://schemas.microsoft.com/office/word/2023/wordml/word16du" xmlns:w16sdtdh="http://schemas.microsoft.com/office/word/2020/wordml/sdtdatahash" xmlns:w16sdtfl="http://schemas.microsoft.com/office/word/2024/wordml/sdtformatlock" xmlns:w16se="http://schemas.microsoft.com/office/word/2015/wordml/symex" xmlns:wpg="http://schemas.microsoft.com/office/word/2010/wordprocessingGroup" xmlns:wpi="http://schemas.microsoft.com/office/word/2010/wordprocessingInk" xmlns:wne="http://schemas.microsoft.com/office/word/2006/wordml" xmlns:wps="http://schemas.microsoft.com/office/word/2010/wordprocessingShape" mc:Ignorable="w14 w15 w16se w16cid w16 w16cex w16sdtdh w16sdtfl w16du wp14">
   <w:endnote w:type="separator" w:id="-1">
     <w:p>
       <w:r>
@@ -2074,7 +2405,7 @@
 </file>
 
 <file path=word/footnotes.xml><?xml version="1.0" encoding="utf-8"?>
-<w:footnotes xmlns:wpc="http://schemas.microsoft.com/office/word/2010/wordprocessingCanvas" xmlns:cx="http://schemas.microsoft.com/office/drawing/2014/chartex" xmlns:cx1="http://schemas.microsoft.com/office/drawing/2015/9/8/chartex" xmlns:cx2="http://schemas.microsoft.com/office/drawing/2015/10/21/chartex" xmlns:cx3="http://schemas.microsoft.com/office/drawing/2016/5/9/chartex" xmlns:cx4="http://schemas.microsoft.com/office/drawing/2016/5/10/chartex" xmlns:cx5="http://schemas.microsoft.com/office/drawing/2016/5/11/chartex" xmlns:cx6="http://schemas.microsoft.com/office/drawing/2016/5/12/chartex" xmlns:cx7="http://schemas.microsoft.com/office/drawing/2016/5/13/chartex" xmlns:cx8="http://schemas.microsoft.com/office/drawing/2016/5/14/chartex" xmlns:mc="http://schemas.openxmlformats.org/markup-compatibility/2006" xmlns:aink="http://schemas.microsoft.com/office/drawing/2016/ink" xmlns:am3d="http://schemas.microsoft.com/office/drawing/2017/model3d" xmlns:o="urn:schemas-microsoft-com:office:office" xmlns:oel="http://schemas.microsoft.com/office/2019/extlst" xmlns:r="http://schemas.openxmlformats.org/officeDocument/2006/relationships" xmlns:m="http://schemas.openxmlformats.org/officeDocument/2006/math" xmlns:v="urn:schemas-microsoft-com:vml" xmlns:wp14="http://schemas.microsoft.com/office/word/2010/wordprocessingDrawing" xmlns:wp="http://schemas.openxmlformats.org/drawingml/2006/wordprocessingDrawing" xmlns:w10="urn:schemas-microsoft-com:office:word" xmlns:w="http://schemas.openxmlformats.org/wordprocessingml/2006/main" xmlns:w14="http://schemas.microsoft.com/office/word/2010/wordml" xmlns:w15="http://schemas.microsoft.com/office/word/2012/wordml" xmlns:w16cex="http://schemas.microsoft.com/office/word/2018/wordml/cex" xmlns:w16cid="http://schemas.microsoft.com/office/word/2016/wordml/cid" xmlns:w16="http://schemas.microsoft.com/office/word/2018/wordml" xmlns:w16du="http://schemas.microsoft.com/office/word/2023/wordml/word16du" xmlns:w16sdtdh="http://schemas.microsoft.com/office/word/2020/wordml/sdtdatahash" xmlns:w16sdtfl="http://schemas.microsoft.com/office/word/2024/wordml/sdtformatlock" xmlns:w16se="http://schemas.microsoft.com/office/word/2015/wordml/symex" xmlns:wpg="http://schemas.microsoft.com/office/word/2010/wordprocessingGroup" xmlns:wpi="http://schemas.microsoft.com/office/word/2010/wordprocessingInk" xmlns:wne="http://schemas.microsoft.com/office/word/2006/wordml" xmlns:wps="http://schemas.microsoft.com/office/word/2010/wordprocessingShape" mc:Ignorable="w14 w15 w16se w16cid w16 w16cex w16sdtdh w16sdtfl w16du wp14">
+<w:footnotes xmlns:wpc="http://schemas.microsoft.com/office/word/2010/wordprocessingCanvas" xmlns:cx="http://schemas.microsoft.com/office/drawing/2014/chartex" xmlns:cx1="http://schemas.microsoft.com/office/drawing/2015/9/8/chartex" xmlns:cx2="http://schemas.microsoft.com/office/drawing/2015/10/21/chartex" xmlns:cx3="http://schemas.microsoft.com/office/drawing/2016/5/9/chartex" xmlns:cx4="http://schemas.microsoft.com/office/drawing/2016/5/10/chartex" xmlns:cx5="http://schemas.microsoft.com/office/drawing/2016/5/11/chartex" xmlns:cx6="http://schemas.microsoft.com/office/drawing/2016/5/12/chartex" xmlns:cx7="http://schemas.microsoft.com/office/drawing/2016/5/13/chartex" xmlns:cx8="http://schemas.microsoft.com/office/drawing/2016/5/14/chartex" xmlns:mc="http://schemas.openxmlformats.org/markup-compatibility/2006" xmlns:aink="http://schemas.microsoft.com/office/drawing/2016/ink" xmlns:am3d="http://schemas.microsoft.com/office/drawing/2017/model3d" xmlns:o="urn:schemas-microsoft-com:office:office" xmlns:oel="http://schemas.microsoft.com/office/2019/extlst" xmlns:r="http://schemas.openxmlformats.org/officeDocument/2006/relationships" xmlns:m="http://schemas.openxmlformats.org/officeDocument/2006/math" xmlns:v="urn:schemas-microsoft-com:vml" xmlns:wp14="http://schemas.microsoft.com/office/word/2010/wordprocessingDrawing" xmlns:wp="http://schemas.openxmlformats.org/drawingml/2006/wordprocessingDrawing" xmlns:w10="urn:schemas-microsoft-com:office:word" xmlns:w="http://schemas.openxmlformats.org/wordprocessingml/2006/main" xmlns:w14="http://schemas.microsoft.com/office/word/2010/wordml" xmlns:w15="http://schemas.microsoft.com/office/word/2012/wordml" xmlns:w16cei="http://schemas.microsoft.com/office/word/2026/wordml/cei" xmlns:w16cex="http://schemas.microsoft.com/office/word/2018/wordml/cex" xmlns:w16cid="http://schemas.microsoft.com/office/word/2016/wordml/cid" xmlns:w16="http://schemas.microsoft.com/office/word/2018/wordml" xmlns:w16du="http://schemas.microsoft.com/office/word/2023/wordml/word16du" xmlns:w16sdtdh="http://schemas.microsoft.com/office/word/2020/wordml/sdtdatahash" xmlns:w16sdtfl="http://schemas.microsoft.com/office/word/2024/wordml/sdtformatlock" xmlns:w16se="http://schemas.microsoft.com/office/word/2015/wordml/symex" xmlns:wpg="http://schemas.microsoft.com/office/word/2010/wordprocessingGroup" xmlns:wpi="http://schemas.microsoft.com/office/word/2010/wordprocessingInk" xmlns:wne="http://schemas.microsoft.com/office/word/2006/wordml" xmlns:wps="http://schemas.microsoft.com/office/word/2010/wordprocessingShape" mc:Ignorable="w14 w15 w16se w16cid w16 w16cex w16sdtdh w16sdtfl w16du wp14">
   <w:footnote w:type="separator" w:id="-1">
     <w:p>
       <w:r>
@@ -2093,7 +2424,7 @@
 </file>
 
 <file path=word/header1.xml><?xml version="1.0" encoding="utf-8"?>
-<w:hdr xmlns:wpc="http://schemas.microsoft.com/office/word/2010/wordprocessingCanvas" xmlns:cx="http://schemas.microsoft.com/office/drawing/2014/chartex" xmlns:cx1="http://schemas.microsoft.com/office/drawing/2015/9/8/chartex" xmlns:cx2="http://schemas.microsoft.com/office/drawing/2015/10/21/chartex" xmlns:cx3="http://schemas.microsoft.com/office/drawing/2016/5/9/chartex" xmlns:cx4="http://schemas.microsoft.com/office/drawing/2016/5/10/chartex" xmlns:cx5="http://schemas.microsoft.com/office/drawing/2016/5/11/chartex" xmlns:cx6="http://schemas.microsoft.com/office/drawing/2016/5/12/chartex" xmlns:cx7="http://schemas.microsoft.com/office/drawing/2016/5/13/chartex" xmlns:cx8="http://schemas.microsoft.com/office/drawing/2016/5/14/chartex" xmlns:mc="http://schemas.openxmlformats.org/markup-compatibility/2006" xmlns:aink="http://schemas.microsoft.com/office/drawing/2016/ink" xmlns:am3d="http://schemas.microsoft.com/office/drawing/2017/model3d" xmlns:o="urn:schemas-microsoft-com:office:office" xmlns:oel="http://schemas.microsoft.com/office/2019/extlst" xmlns:r="http://schemas.openxmlformats.org/officeDocument/2006/relationships" xmlns:m="http://schemas.openxmlformats.org/officeDocument/2006/math" xmlns:v="urn:schemas-microsoft-com:vml" xmlns:wp14="http://schemas.microsoft.com/office/word/2010/wordprocessingDrawing" xmlns:wp="http://schemas.openxmlformats.org/drawingml/2006/wordprocessingDrawing" xmlns:w10="urn:schemas-microsoft-com:office:word" xmlns:w="http://schemas.openxmlformats.org/wordprocessingml/2006/main" xmlns:w14="http://schemas.microsoft.com/office/word/2010/wordml" xmlns:w15="http://schemas.microsoft.com/office/word/2012/wordml" xmlns:w16cex="http://schemas.microsoft.com/office/word/2018/wordml/cex" xmlns:w16cid="http://schemas.microsoft.com/office/word/2016/wordml/cid" xmlns:w16="http://schemas.microsoft.com/office/word/2018/wordml" xmlns:w16du="http://schemas.microsoft.com/office/word/2023/wordml/word16du" xmlns:w16sdtdh="http://schemas.microsoft.com/office/word/2020/wordml/sdtdatahash" xmlns:w16sdtfl="http://schemas.microsoft.com/office/word/2024/wordml/sdtformatlock" xmlns:w16se="http://schemas.microsoft.com/office/word/2015/wordml/symex" xmlns:wpg="http://schemas.microsoft.com/office/word/2010/wordprocessingGroup" xmlns:wpi="http://schemas.microsoft.com/office/word/2010/wordprocessingInk" xmlns:wne="http://schemas.microsoft.com/office/word/2006/wordml" xmlns:wps="http://schemas.microsoft.com/office/word/2010/wordprocessingShape" mc:Ignorable="w14 w15 w16se w16cid w16 w16cex w16sdtdh w16sdtfl w16du wp14">
+<w:hdr xmlns:wpc="http://schemas.microsoft.com/office/word/2010/wordprocessingCanvas" xmlns:cx="http://schemas.microsoft.com/office/drawing/2014/chartex" xmlns:cx1="http://schemas.microsoft.com/office/drawing/2015/9/8/chartex" xmlns:cx2="http://schemas.microsoft.com/office/drawing/2015/10/21/chartex" xmlns:cx3="http://schemas.microsoft.com/office/drawing/2016/5/9/chartex" xmlns:cx4="http://schemas.microsoft.com/office/drawing/2016/5/10/chartex" xmlns:cx5="http://schemas.microsoft.com/office/drawing/2016/5/11/chartex" xmlns:cx6="http://schemas.microsoft.com/office/drawing/2016/5/12/chartex" xmlns:cx7="http://schemas.microsoft.com/office/drawing/2016/5/13/chartex" xmlns:cx8="http://schemas.microsoft.com/office/drawing/2016/5/14/chartex" xmlns:mc="http://schemas.openxmlformats.org/markup-compatibility/2006" xmlns:aink="http://schemas.microsoft.com/office/drawing/2016/ink" xmlns:am3d="http://schemas.microsoft.com/office/drawing/2017/model3d" xmlns:o="urn:schemas-microsoft-com:office:office" xmlns:oel="http://schemas.microsoft.com/office/2019/extlst" xmlns:r="http://schemas.openxmlformats.org/officeDocument/2006/relationships" xmlns:m="http://schemas.openxmlformats.org/officeDocument/2006/math" xmlns:v="urn:schemas-microsoft-com:vml" xmlns:wp14="http://schemas.microsoft.com/office/word/2010/wordprocessingDrawing" xmlns:wp="http://schemas.openxmlformats.org/drawingml/2006/wordprocessingDrawing" xmlns:w10="urn:schemas-microsoft-com:office:word" xmlns:w="http://schemas.openxmlformats.org/wordprocessingml/2006/main" xmlns:w14="http://schemas.microsoft.com/office/word/2010/wordml" xmlns:w15="http://schemas.microsoft.com/office/word/2012/wordml" xmlns:w16cei="http://schemas.microsoft.com/office/word/2026/wordml/cei" xmlns:w16cex="http://schemas.microsoft.com/office/word/2018/wordml/cex" xmlns:w16cid="http://schemas.microsoft.com/office/word/2016/wordml/cid" xmlns:w16="http://schemas.microsoft.com/office/word/2018/wordml" xmlns:w16du="http://schemas.microsoft.com/office/word/2023/wordml/word16du" xmlns:w16sdtdh="http://schemas.microsoft.com/office/word/2020/wordml/sdtdatahash" xmlns:w16sdtfl="http://schemas.microsoft.com/office/word/2024/wordml/sdtformatlock" xmlns:w16se="http://schemas.microsoft.com/office/word/2015/wordml/symex" xmlns:wpg="http://schemas.microsoft.com/office/word/2010/wordprocessingGroup" xmlns:wpi="http://schemas.microsoft.com/office/word/2010/wordprocessingInk" xmlns:wne="http://schemas.microsoft.com/office/word/2006/wordml" xmlns:wps="http://schemas.microsoft.com/office/word/2010/wordprocessingShape" mc:Ignorable="w14 w15 w16se w16cid w16 w16cex w16sdtdh w16sdtfl w16du wp14">
   <w:p>
     <w:pPr>
       <w:pStyle w:val="Encabezado"/>
@@ -2144,7 +2475,7 @@
 </file>
 
 <file path=word/header2.xml><?xml version="1.0" encoding="utf-8"?>
-<w:hdr xmlns:wpc="http://schemas.microsoft.com/office/word/2010/wordprocessingCanvas" xmlns:cx="http://schemas.microsoft.com/office/drawing/2014/chartex" xmlns:cx1="http://schemas.microsoft.com/office/drawing/2015/9/8/chartex" xmlns:cx2="http://schemas.microsoft.com/office/drawing/2015/10/21/chartex" xmlns:cx3="http://schemas.microsoft.com/office/drawing/2016/5/9/chartex" xmlns:cx4="http://schemas.microsoft.com/office/drawing/2016/5/10/chartex" xmlns:cx5="http://schemas.microsoft.com/office/drawing/2016/5/11/chartex" xmlns:cx6="http://schemas.microsoft.com/office/drawing/2016/5/12/chartex" xmlns:cx7="http://schemas.microsoft.com/office/drawing/2016/5/13/chartex" xmlns:cx8="http://schemas.microsoft.com/office/drawing/2016/5/14/chartex" xmlns:mc="http://schemas.openxmlformats.org/markup-compatibility/2006" xmlns:aink="http://schemas.microsoft.com/office/drawing/2016/ink" xmlns:am3d="http://schemas.microsoft.com/office/drawing/2017/model3d" xmlns:o="urn:schemas-microsoft-com:office:office" xmlns:oel="http://schemas.microsoft.com/office/2019/extlst" xmlns:r="http://schemas.openxmlformats.org/officeDocument/2006/relationships" xmlns:m="http://schemas.openxmlformats.org/officeDocument/2006/math" xmlns:v="urn:schemas-microsoft-com:vml" xmlns:wp14="http://schemas.microsoft.com/office/word/2010/wordprocessingDrawing" xmlns:wp="http://schemas.openxmlformats.org/drawingml/2006/wordprocessingDrawing" xmlns:w10="urn:schemas-microsoft-com:office:word" xmlns:w="http://schemas.openxmlformats.org/wordprocessingml/2006/main" xmlns:w14="http://schemas.microsoft.com/office/word/2010/wordml" xmlns:w15="http://schemas.microsoft.com/office/word/2012/wordml" xmlns:w16cex="http://schemas.microsoft.com/office/word/2018/wordml/cex" xmlns:w16cid="http://schemas.microsoft.com/office/word/2016/wordml/cid" xmlns:w16="http://schemas.microsoft.com/office/word/2018/wordml" xmlns:w16du="http://schemas.microsoft.com/office/word/2023/wordml/word16du" xmlns:w16sdtdh="http://schemas.microsoft.com/office/word/2020/wordml/sdtdatahash" xmlns:w16sdtfl="http://schemas.microsoft.com/office/word/2024/wordml/sdtformatlock" xmlns:w16se="http://schemas.microsoft.com/office/word/2015/wordml/symex" xmlns:wpg="http://schemas.microsoft.com/office/word/2010/wordprocessingGroup" xmlns:wpi="http://schemas.microsoft.com/office/word/2010/wordprocessingInk" xmlns:wne="http://schemas.microsoft.com/office/word/2006/wordml" xmlns:wps="http://schemas.microsoft.com/office/word/2010/wordprocessingShape" mc:Ignorable="w14 w15 w16se w16cid w16 w16cex w16sdtdh w16sdtfl w16du wp14">
+<w:hdr xmlns:wpc="http://schemas.microsoft.com/office/word/2010/wordprocessingCanvas" xmlns:cx="http://schemas.microsoft.com/office/drawing/2014/chartex" xmlns:cx1="http://schemas.microsoft.com/office/drawing/2015/9/8/chartex" xmlns:cx2="http://schemas.microsoft.com/office/drawing/2015/10/21/chartex" xmlns:cx3="http://schemas.microsoft.com/office/drawing/2016/5/9/chartex" xmlns:cx4="http://schemas.microsoft.com/office/drawing/2016/5/10/chartex" xmlns:cx5="http://schemas.microsoft.com/office/drawing/2016/5/11/chartex" xmlns:cx6="http://schemas.microsoft.com/office/drawing/2016/5/12/chartex" xmlns:cx7="http://schemas.microsoft.com/office/drawing/2016/5/13/chartex" xmlns:cx8="http://schemas.microsoft.com/office/drawing/2016/5/14/chartex" xmlns:mc="http://schemas.openxmlformats.org/markup-compatibility/2006" xmlns:aink="http://schemas.microsoft.com/office/drawing/2016/ink" xmlns:am3d="http://schemas.microsoft.com/office/drawing/2017/model3d" xmlns:o="urn:schemas-microsoft-com:office:office" xmlns:oel="http://schemas.microsoft.com/office/2019/extlst" xmlns:r="http://schemas.openxmlformats.org/officeDocument/2006/relationships" xmlns:m="http://schemas.openxmlformats.org/officeDocument/2006/math" xmlns:v="urn:schemas-microsoft-com:vml" xmlns:wp14="http://schemas.microsoft.com/office/word/2010/wordprocessingDrawing" xmlns:wp="http://schemas.openxmlformats.org/drawingml/2006/wordprocessingDrawing" xmlns:w10="urn:schemas-microsoft-com:office:word" xmlns:w="http://schemas.openxmlformats.org/wordprocessingml/2006/main" xmlns:w14="http://schemas.microsoft.com/office/word/2010/wordml" xmlns:w15="http://schemas.microsoft.com/office/word/2012/wordml" xmlns:w16cei="http://schemas.microsoft.com/office/word/2026/wordml/cei" xmlns:w16cex="http://schemas.microsoft.com/office/word/2018/wordml/cex" xmlns:w16cid="http://schemas.microsoft.com/office/word/2016/wordml/cid" xmlns:w16="http://schemas.microsoft.com/office/word/2018/wordml" xmlns:w16du="http://schemas.microsoft.com/office/word/2023/wordml/word16du" xmlns:w16sdtdh="http://schemas.microsoft.com/office/word/2020/wordml/sdtdatahash" xmlns:w16sdtfl="http://schemas.microsoft.com/office/word/2024/wordml/sdtformatlock" xmlns:w16se="http://schemas.microsoft.com/office/word/2015/wordml/symex" xmlns:wpg="http://schemas.microsoft.com/office/word/2010/wordprocessingGroup" xmlns:wpi="http://schemas.microsoft.com/office/word/2010/wordprocessingInk" xmlns:wne="http://schemas.microsoft.com/office/word/2006/wordml" xmlns:wps="http://schemas.microsoft.com/office/word/2010/wordprocessingShape" mc:Ignorable="w14 w15 w16se w16cid w16 w16cex w16sdtdh w16sdtfl w16du wp14">
   <w:p>
     <w:pPr>
       <w:pStyle w:val="Encabezado"/>
@@ -2155,7 +2486,7 @@
 </file>
 
 <file path=word/numbering.xml><?xml version="1.0" encoding="utf-8"?>
-<w:numbering xmlns:wpc="http://schemas.microsoft.com/office/word/2010/wordprocessingCanvas" xmlns:cx="http://schemas.microsoft.com/office/drawing/2014/chartex" xmlns:cx1="http://schemas.microsoft.com/office/drawing/2015/9/8/chartex" xmlns:cx2="http://schemas.microsoft.com/office/drawing/2015/10/21/chartex" xmlns:cx3="http://schemas.microsoft.com/office/drawing/2016/5/9/chartex" xmlns:cx4="http://schemas.microsoft.com/office/drawing/2016/5/10/chartex" xmlns:cx5="http://schemas.microsoft.com/office/drawing/2016/5/11/chartex" xmlns:cx6="http://schemas.microsoft.com/office/drawing/2016/5/12/chartex" xmlns:cx7="http://schemas.microsoft.com/office/drawing/2016/5/13/chartex" xmlns:cx8="http://schemas.microsoft.com/office/drawing/2016/5/14/chartex" xmlns:mc="http://schemas.openxmlformats.org/markup-compatibility/2006" xmlns:aink="http://schemas.microsoft.com/office/drawing/2016/ink" xmlns:am3d="http://schemas.microsoft.com/office/drawing/2017/model3d" xmlns:o="urn:schemas-microsoft-com:office:office" xmlns:oel="http://schemas.microsoft.com/office/2019/extlst" xmlns:r="http://schemas.openxmlformats.org/officeDocument/2006/relationships" xmlns:m="http://schemas.openxmlformats.org/officeDocument/2006/math" xmlns:v="urn:schemas-microsoft-com:vml" xmlns:wp14="http://schemas.microsoft.com/office/word/2010/wordprocessingDrawing" xmlns:wp="http://schemas.openxmlformats.org/drawingml/2006/wordprocessingDrawing" xmlns:w10="urn:schemas-microsoft-com:office:word" xmlns:w="http://schemas.openxmlformats.org/wordprocessingml/2006/main" xmlns:w14="http://schemas.microsoft.com/office/word/2010/wordml" xmlns:w15="http://schemas.microsoft.com/office/word/2012/wordml" xmlns:w16cex="http://schemas.microsoft.com/office/word/2018/wordml/cex" xmlns:w16cid="http://schemas.microsoft.com/office/word/2016/wordml/cid" xmlns:w16="http://schemas.microsoft.com/office/word/2018/wordml" xmlns:w16du="http://schemas.microsoft.com/office/word/2023/wordml/word16du" xmlns:w16sdtdh="http://schemas.microsoft.com/office/word/2020/wordml/sdtdatahash" xmlns:w16sdtfl="http://schemas.microsoft.com/office/word/2024/wordml/sdtformatlock" xmlns:w16se="http://schemas.microsoft.com/office/word/2015/wordml/symex" xmlns:wpg="http://schemas.microsoft.com/office/word/2010/wordprocessingGroup" xmlns:wpi="http://schemas.microsoft.com/office/word/2010/wordprocessingInk" xmlns:wne="http://schemas.microsoft.com/office/word/2006/wordml" xmlns:wps="http://schemas.microsoft.com/office/word/2010/wordprocessingShape" mc:Ignorable="w14 w15 w16se w16cid w16 w16cex w16sdtdh w16sdtfl w16du wp14">
+<w:numbering xmlns:wpc="http://schemas.microsoft.com/office/word/2010/wordprocessingCanvas" xmlns:cx="http://schemas.microsoft.com/office/drawing/2014/chartex" xmlns:cx1="http://schemas.microsoft.com/office/drawing/2015/9/8/chartex" xmlns:cx2="http://schemas.microsoft.com/office/drawing/2015/10/21/chartex" xmlns:cx3="http://schemas.microsoft.com/office/drawing/2016/5/9/chartex" xmlns:cx4="http://schemas.microsoft.com/office/drawing/2016/5/10/chartex" xmlns:cx5="http://schemas.microsoft.com/office/drawing/2016/5/11/chartex" xmlns:cx6="http://schemas.microsoft.com/office/drawing/2016/5/12/chartex" xmlns:cx7="http://schemas.microsoft.com/office/drawing/2016/5/13/chartex" xmlns:cx8="http://schemas.microsoft.com/office/drawing/2016/5/14/chartex" xmlns:mc="http://schemas.openxmlformats.org/markup-compatibility/2006" xmlns:aink="http://schemas.microsoft.com/office/drawing/2016/ink" xmlns:am3d="http://schemas.microsoft.com/office/drawing/2017/model3d" xmlns:o="urn:schemas-microsoft-com:office:office" xmlns:oel="http://schemas.microsoft.com/office/2019/extlst" xmlns:r="http://schemas.openxmlformats.org/officeDocument/2006/relationships" xmlns:m="http://schemas.openxmlformats.org/officeDocument/2006/math" xmlns:v="urn:schemas-microsoft-com:vml" xmlns:wp14="http://schemas.microsoft.com/office/word/2010/wordprocessingDrawing" xmlns:wp="http://schemas.openxmlformats.org/drawingml/2006/wordprocessingDrawing" xmlns:w10="urn:schemas-microsoft-com:office:word" xmlns:w="http://schemas.openxmlformats.org/wordprocessingml/2006/main" xmlns:w14="http://schemas.microsoft.com/office/word/2010/wordml" xmlns:w15="http://schemas.microsoft.com/office/word/2012/wordml" xmlns:w16cei="http://schemas.microsoft.com/office/word/2026/wordml/cei" xmlns:w16cex="http://schemas.microsoft.com/office/word/2018/wordml/cex" xmlns:w16cid="http://schemas.microsoft.com/office/word/2016/wordml/cid" xmlns:w16="http://schemas.microsoft.com/office/word/2018/wordml" xmlns:w16du="http://schemas.microsoft.com/office/word/2023/wordml/word16du" xmlns:w16sdtdh="http://schemas.microsoft.com/office/word/2020/wordml/sdtdatahash" xmlns:w16sdtfl="http://schemas.microsoft.com/office/word/2024/wordml/sdtformatlock" xmlns:w16se="http://schemas.microsoft.com/office/word/2015/wordml/symex" xmlns:wpg="http://schemas.microsoft.com/office/word/2010/wordprocessingGroup" xmlns:wpi="http://schemas.microsoft.com/office/word/2010/wordprocessingInk" xmlns:wne="http://schemas.microsoft.com/office/word/2006/wordml" xmlns:wps="http://schemas.microsoft.com/office/word/2010/wordprocessingShape" mc:Ignorable="w14 w15 w16se w16cid w16 w16cex w16sdtdh w16sdtfl w16du wp14">
   <w:abstractNum w:abstractNumId="0" w15:restartNumberingAfterBreak="0">
     <w:nsid w:val="090D74BE"/>
     <w:multiLevelType w:val="singleLevel"/>
@@ -3903,6 +4234,119 @@
     </w:lvl>
   </w:abstractNum>
   <w:abstractNum w:abstractNumId="17" w15:restartNumberingAfterBreak="0">
+    <w:nsid w:val="6B415DB0"/>
+    <w:multiLevelType w:val="hybridMultilevel"/>
+    <w:tmpl w:val="C73A86B2"/>
+    <w:lvl w:ilvl="0" w:tplc="080A0001">
+      <w:start w:val="1"/>
+      <w:numFmt w:val="bullet"/>
+      <w:lvlText w:val=""/>
+      <w:lvlJc w:val="left"/>
+      <w:pPr>
+        <w:ind w:left="2140" w:hanging="360"/>
+      </w:pPr>
+      <w:rPr>
+        <w:rFonts w:ascii="Symbol" w:hAnsi="Symbol" w:hint="default"/>
+      </w:rPr>
+    </w:lvl>
+    <w:lvl w:ilvl="1" w:tplc="080A0003" w:tentative="1">
+      <w:start w:val="1"/>
+      <w:numFmt w:val="bullet"/>
+      <w:lvlText w:val="o"/>
+      <w:lvlJc w:val="left"/>
+      <w:pPr>
+        <w:ind w:left="2860" w:hanging="360"/>
+      </w:pPr>
+      <w:rPr>
+        <w:rFonts w:ascii="Courier New" w:hAnsi="Courier New" w:cs="Courier New" w:hint="default"/>
+      </w:rPr>
+    </w:lvl>
+    <w:lvl w:ilvl="2" w:tplc="080A0005" w:tentative="1">
+      <w:start w:val="1"/>
+      <w:numFmt w:val="bullet"/>
+      <w:lvlText w:val=""/>
+      <w:lvlJc w:val="left"/>
+      <w:pPr>
+        <w:ind w:left="3580" w:hanging="360"/>
+      </w:pPr>
+      <w:rPr>
+        <w:rFonts w:ascii="Wingdings" w:hAnsi="Wingdings" w:hint="default"/>
+      </w:rPr>
+    </w:lvl>
+    <w:lvl w:ilvl="3" w:tplc="080A0001" w:tentative="1">
+      <w:start w:val="1"/>
+      <w:numFmt w:val="bullet"/>
+      <w:lvlText w:val=""/>
+      <w:lvlJc w:val="left"/>
+      <w:pPr>
+        <w:ind w:left="4300" w:hanging="360"/>
+      </w:pPr>
+      <w:rPr>
+        <w:rFonts w:ascii="Symbol" w:hAnsi="Symbol" w:hint="default"/>
+      </w:rPr>
+    </w:lvl>
+    <w:lvl w:ilvl="4" w:tplc="080A0003" w:tentative="1">
+      <w:start w:val="1"/>
+      <w:numFmt w:val="bullet"/>
+      <w:lvlText w:val="o"/>
+      <w:lvlJc w:val="left"/>
+      <w:pPr>
+        <w:ind w:left="5020" w:hanging="360"/>
+      </w:pPr>
+      <w:rPr>
+        <w:rFonts w:ascii="Courier New" w:hAnsi="Courier New" w:cs="Courier New" w:hint="default"/>
+      </w:rPr>
+    </w:lvl>
+    <w:lvl w:ilvl="5" w:tplc="080A0005" w:tentative="1">
+      <w:start w:val="1"/>
+      <w:numFmt w:val="bullet"/>
+      <w:lvlText w:val=""/>
+      <w:lvlJc w:val="left"/>
+      <w:pPr>
+        <w:ind w:left="5740" w:hanging="360"/>
+      </w:pPr>
+      <w:rPr>
+        <w:rFonts w:ascii="Wingdings" w:hAnsi="Wingdings" w:hint="default"/>
+      </w:rPr>
+    </w:lvl>
+    <w:lvl w:ilvl="6" w:tplc="080A0001" w:tentative="1">
+      <w:start w:val="1"/>
+      <w:numFmt w:val="bullet"/>
+      <w:lvlText w:val=""/>
+      <w:lvlJc w:val="left"/>
+      <w:pPr>
+        <w:ind w:left="6460" w:hanging="360"/>
+      </w:pPr>
+      <w:rPr>
+        <w:rFonts w:ascii="Symbol" w:hAnsi="Symbol" w:hint="default"/>
+      </w:rPr>
+    </w:lvl>
+    <w:lvl w:ilvl="7" w:tplc="080A0003" w:tentative="1">
+      <w:start w:val="1"/>
+      <w:numFmt w:val="bullet"/>
+      <w:lvlText w:val="o"/>
+      <w:lvlJc w:val="left"/>
+      <w:pPr>
+        <w:ind w:left="7180" w:hanging="360"/>
+      </w:pPr>
+      <w:rPr>
+        <w:rFonts w:ascii="Courier New" w:hAnsi="Courier New" w:cs="Courier New" w:hint="default"/>
+      </w:rPr>
+    </w:lvl>
+    <w:lvl w:ilvl="8" w:tplc="080A0005" w:tentative="1">
+      <w:start w:val="1"/>
+      <w:numFmt w:val="bullet"/>
+      <w:lvlText w:val=""/>
+      <w:lvlJc w:val="left"/>
+      <w:pPr>
+        <w:ind w:left="7900" w:hanging="360"/>
+      </w:pPr>
+      <w:rPr>
+        <w:rFonts w:ascii="Wingdings" w:hAnsi="Wingdings" w:hint="default"/>
+      </w:rPr>
+    </w:lvl>
+  </w:abstractNum>
+  <w:abstractNum w:abstractNumId="18" w15:restartNumberingAfterBreak="0">
     <w:nsid w:val="6C403448"/>
     <w:multiLevelType w:val="hybridMultilevel"/>
     <w:tmpl w:val="CA664C60"/>
@@ -3988,7 +4432,7 @@
       </w:pPr>
     </w:lvl>
   </w:abstractNum>
-  <w:abstractNum w:abstractNumId="18" w15:restartNumberingAfterBreak="0">
+  <w:abstractNum w:abstractNumId="19" w15:restartNumberingAfterBreak="0">
     <w:nsid w:val="6CC03D76"/>
     <w:multiLevelType w:val="hybridMultilevel"/>
     <w:tmpl w:val="0E287128"/>
@@ -4077,7 +4521,7 @@
       </w:pPr>
     </w:lvl>
   </w:abstractNum>
-  <w:abstractNum w:abstractNumId="19" w15:restartNumberingAfterBreak="0">
+  <w:abstractNum w:abstractNumId="20" w15:restartNumberingAfterBreak="0">
     <w:nsid w:val="7A9E4D92"/>
     <w:multiLevelType w:val="hybridMultilevel"/>
     <w:tmpl w:val="054A299E"/>
@@ -4206,7 +4650,7 @@
     <w:abstractNumId w:val="7"/>
   </w:num>
   <w:num w:numId="4" w16cid:durableId="1153375384">
-    <w:abstractNumId w:val="19"/>
+    <w:abstractNumId w:val="20"/>
   </w:num>
   <w:num w:numId="5" w16cid:durableId="1377007532">
     <w:abstractNumId w:val="15"/>
@@ -4239,13 +4683,13 @@
     <w:abstractNumId w:val="5"/>
   </w:num>
   <w:num w:numId="15" w16cid:durableId="2007316486">
-    <w:abstractNumId w:val="18"/>
+    <w:abstractNumId w:val="19"/>
   </w:num>
   <w:num w:numId="16" w16cid:durableId="996769253">
     <w:abstractNumId w:val="2"/>
   </w:num>
   <w:num w:numId="17" w16cid:durableId="1313171405">
-    <w:abstractNumId w:val="17"/>
+    <w:abstractNumId w:val="18"/>
   </w:num>
   <w:num w:numId="18" w16cid:durableId="63265706">
     <w:abstractNumId w:val="1"/>
@@ -4255,6 +4699,9 @@
   </w:num>
   <w:num w:numId="20" w16cid:durableId="63528494">
     <w:abstractNumId w:val="16"/>
+  </w:num>
+  <w:num w:numId="21" w16cid:durableId="307904345">
+    <w:abstractNumId w:val="17"/>
   </w:num>
 </w:numbering>
 </file>

--- a/CalendarioAgo26/Politicas/PoliticasAgo26.docx
+++ b/CalendarioAgo26/Politicas/PoliticasAgo26.docx
@@ -162,7 +162,7 @@
                                     <pic:cNvPicPr/>
                                   </pic:nvPicPr>
                                   <pic:blipFill>
-                                    <a:blip r:embed="rId7">
+                                    <a:blip r:embed="rId8">
                                       <a:extLst>
                                         <a:ext uri="{28A0092B-C50C-407E-A947-70E740481C1C}">
                                           <a14:useLocalDpi xmlns:a14="http://schemas.microsoft.com/office/drawing/2010/main" val="0"/>
@@ -911,7 +911,6 @@
         </w:rPr>
         <w:t xml:space="preserve"> </w:t>
       </w:r>
-      <w:proofErr w:type="gramStart"/>
       <w:r>
         <w:rPr>
           <w:rFonts w:ascii="Arial" w:hAnsi="Arial"/>
@@ -923,7 +922,6 @@
         </w:rPr>
         <w:t>Martes</w:t>
       </w:r>
-      <w:proofErr w:type="gramEnd"/>
       <w:r>
         <w:rPr>
           <w:rFonts w:ascii="Arial" w:hAnsi="Arial"/>
@@ -2353,7 +2351,7 @@
           <w:sz w:val="22"/>
           <w:szCs w:val="22"/>
         </w:rPr>
-        <w:t>6</w:t>
+        <w:t>13</w:t>
       </w:r>
       <w:r>
         <w:rPr>
@@ -2374,8 +2372,8 @@
       </w:r>
     </w:p>
     <w:sectPr>
-      <w:headerReference w:type="even" r:id="rId8"/>
-      <w:headerReference w:type="default" r:id="rId9"/>
+      <w:headerReference w:type="even" r:id="rId9"/>
+      <w:headerReference w:type="default" r:id="rId10"/>
       <w:pgSz w:w="12242" w:h="15842" w:code="1"/>
       <w:pgMar w:top="142" w:right="1134" w:bottom="426" w:left="1418" w:header="720" w:footer="720" w:gutter="0"/>
       <w:cols w:space="720"/>
